--- a/vektoripaja/downloads/nayttosuunnitelma.docx
+++ b/vektoripaja/downloads/nayttosuunnitelma.docx
@@ -26,7 +26,7 @@
           <w:sz w:val="23"/>
           <w:szCs w:val="23"/>
         </w:rPr>
-        <w:t xml:space="preserve">Vektoripaja · Low-poly 3D-mallinnin selaimessa: Inkscapen SVG → 3D-malli → .obj. Tekoälyavusteinen työtapa: Copilot suunnittelee, GitHub Copilot toteuttaa. · Vk 40/2026–vk 9/2027 · syysloma vk 42 · joululoma 18.12.–10.1. · talviloma vk 8, luovutus pe 5.3.2027</w:t>
+        <w:t xml:space="preserve">Vektoripaja · Low-poly 3D-mallinnin Windows-työpöytäsovelluksena (Python): Inkscapen SVG → 3D-malli → .obj. Tekoälyavusteinen työtapa: Copilot suunnittelee, GitHub Copilot toteuttaa. · Vk 40/2026–vk 9/2027 · syysloma vk 42 · joululoma 18.12.–10.1. · talviloma vk 8, luovutus pe 5.3.2027</w:t>
       </w:r>
     </w:p>
     <w:p>
@@ -65,7 +65,7 @@
           <w:sz w:val="21"/>
           <w:szCs w:val="21"/>
         </w:rPr>
-        <w:t xml:space="preserve">Näyttö suoritetaan ohjattuna oppilaitosprojektina. Opiskelija toteuttaa selainpohjaisen low-poly 3D-mallintimen, joka tekee Inkscapen SVG-piirroksesta 3D-mallin (revolve ja inflate), muuntaa layerit ja ryhmät vanhempi–lapsi-puuksi, tukee transformeja ja pivotia, näyttää mallin orientaatiokuution suorista näkymistä ja vie mallin .obj-tiedostoksi osat erillisinä. Toimeksiantajat ovat Matti Seise ja Antti Honkasalo. Matti Seise on myös ohjaaja.</w:t>
+        <w:t xml:space="preserve">Näyttö suoritetaan ohjattuna oppilaitosprojektina. Opiskelija toteuttaa low-poly 3D-mallintimen Windows-työpöytäsovelluksena, joka tekee Inkscapen SVG-piirroksesta 3D-mallin (revolve ja inflate), muuntaa layerit ja ryhmät vanhempi–lapsi-puuksi, tukee transformeja ja pivotia, näyttää mallin suorista näkymistä ja vie mallin .obj-tiedostoksi osat erillisinä. Toimeksiantajat ovat Matti Seise ja Antti Honkasalo. Matti Seise on myös ohjaaja.</w:t>
       </w:r>
     </w:p>
     <w:p>
@@ -89,7 +89,7 @@
           <w:sz w:val="21"/>
           <w:szCs w:val="21"/>
         </w:rPr>
-        <w:t xml:space="preserve">Tekninen ympäristö: Vite + React + Three.js (@react-three/fiber, @react-three/drei), testit Vitestillä, julkaisu GitHub Pagesiin GitHub Actionsilla. Tekoälytyökalut: Microsoft 365 Copilot (BC, suunnittelu ja pilkkominen) ja GitHub Copilot (Student, toteutus VS Codessa). GitHub Copilotin budjetti on 200 krediittiä kuukaudessa.</w:t>
+        <w:t xml:space="preserve">Tekninen ympäristö: Python 3.13, PySide6 (Qt), PyVista ja pyvistaqt (VTK), trimesh ja numpy, svgelements, testit pytestillä. Julkaisu: GitHub Actions (windows-latest) tekee versiotagista PyInstallerilla Windows-version (onedir), ajaa pytestin ja valmiille .exe:lle itsetestin (--itsetesti) ja lisää zipin GitHubin releaseen. Valmis versio toimii ilman Pythonia. macOS-versiota ei tehdä. Opiskelija saa julkaisun, itsetestin ja kirjastolistan tiedostot viikon 41 pohjana (pohjat/vektoripaja-pohja.zip). Saavutettavuus mitataan Accessibility Insights for Windowsilla (FastPass), näppäimistötestillä ja Windowsin Lukijalla. Tekoälytyökalut: Microsoft 365 Copilot (BC, suunnittelu ja pilkkominen) ja GitHub Copilot (Student, toteutus VS Codessa). GitHub Copilotin budjetti on 200 krediittiä kuukaudessa.</w:t>
       </w:r>
     </w:p>
     <w:p>
@@ -296,7 +296,7 @@
                 <w:sz w:val="19"/>
                 <w:szCs w:val="19"/>
               </w:rPr>
-              <w:t xml:space="preserve">Vastaavat kysymyslistaan vk 40–41, katselmoivat MVP:n vk 51 ja antavat P1-prioriteetit sekä vahvistavat v1.0:n toimivuuden omalla koneellaan vk 7. Kun Matti toimii asiakkaana, se kerrotaan tehtävässä.</w:t>
+              <w:t xml:space="preserve">Vastaavat kysymyslistaan vk 40–41, katselmoivat MVP:n vk 51 ja antavat P1-prioriteetit. Vk 7 Antti vahvistaa, että v1.0-release toimii hänen Windows-koneellaan; Matti (Mac) vahvistaa demon tai opiskelijan koneen kautta. Kun Matti toimii asiakkaana, se kerrotaan tehtävässä.</w:t>
             </w:r>
           </w:p>
         </w:tc>
@@ -667,7 +667,7 @@
                 <w:sz w:val="19"/>
                 <w:szCs w:val="19"/>
               </w:rPr>
-              <w:t xml:space="preserve">Kaksi issueta syklin tarkistuslistoineen, T01:n oma arvo testikoodissa ennen toteutusta, Pages-osoite toimii toisella laitteella, päätös teknisestä pohjasta B-osiossa.</w:t>
+              <w:t xml:space="preserve">Kaksi issueta syklin tarkistuslistoineen, T01:n oma arvo testikoodissa ennen toteutusta, tarkista_ymparisto.py läpi, release-zip v0.0.1 purettuna käynnistyy (T02) ja itsetesti läpi Actionsissa, päätös teknisestä pohjasta B-osiossa.</w:t>
             </w:r>
           </w:p>
         </w:tc>
@@ -951,7 +951,7 @@
                 <w:sz w:val="19"/>
                 <w:szCs w:val="19"/>
               </w:rPr>
-              <w:t xml:space="preserve">Tallennusvertailu omilla kriteereillä, T21–T22, tietoturva-arvio, tagi v0.1 ja Pages-julkaisu.</w:t>
+              <w:t xml:space="preserve">Tallennusvertailu omilla kriteereillä, T21–T22, tietoturva-arvio, tagi v0.1 ja release-zip, itsetesti läpi.</w:t>
             </w:r>
           </w:p>
         </w:tc>
@@ -1525,7 +1525,7 @@
                 <w:sz w:val="19"/>
                 <w:szCs w:val="19"/>
               </w:rPr>
-              <w:t xml:space="preserve">VS Code, GitHub Copilot, Vite ja Vitest käytössä: versiot README:ssä, kehityspalvelin ja testiajot, paluuviikon ajo</w:t>
+              <w:t xml:space="preserve">VS Code, GitHub Copilot, Python-virtuaaliympäristö ja pytest käytössä: versiot README:ssä, sovelluksen käynnistys ja testiajot, paluuviikon ajo</w:t>
             </w:r>
           </w:p>
         </w:tc>
@@ -1817,7 +1817,7 @@
                 <w:sz w:val="19"/>
                 <w:szCs w:val="19"/>
               </w:rPr>
-              <w:t xml:space="preserve">Hierarkiapaneeli, view lock, transformivalikko ja isot kahvat käyttöliittymävaatimuksen mukaan; Lighthouse ennen ja jälkeen</w:t>
+              <w:t xml:space="preserve">Hierarkiapaneeli, view lock, transformivalikko ja isot kahvat käyttöliittymävaatimuksen mukaan; Accessibility Insights ennen ja jälkeen</w:t>
             </w:r>
           </w:p>
         </w:tc>
@@ -3039,7 +3039,7 @@
                 <w:sz w:val="19"/>
                 <w:szCs w:val="19"/>
               </w:rPr>
-              <w:t xml:space="preserve">Selaimen tiedostorajapinta, SVGLoader, OBJExporter ja JSON</w:t>
+              <w:t xml:space="preserve">QFileDialog, svgelements, trimesh-vienti ja JSON</w:t>
             </w:r>
           </w:p>
         </w:tc>
@@ -3331,7 +3331,7 @@
                 <w:sz w:val="19"/>
                 <w:szCs w:val="19"/>
               </w:rPr>
-              <w:t xml:space="preserve">Pages-julkaisu GitHub Actionsilla: harjoitus, MVP v0.1 ja v1.0</w:t>
+              <w:t xml:space="preserve">Releasen rakentaminen ja julkaisu GitHub Actionsilla (PyInstaller, itsetesti, zip): harjoitus, MVP v0.1 ja v1.0</w:t>
             </w:r>
           </w:p>
         </w:tc>
@@ -3531,7 +3531,7 @@
                 <w:sz w:val="19"/>
                 <w:szCs w:val="19"/>
               </w:rPr>
-              <w:t xml:space="preserve">Vite + React + Three.js + Vitest -pohja opiskelijan omin komennoin</w:t>
+              <w:t xml:space="preserve">PySide6 + PyVista + trimesh + pytest -pohja opiskelijan omin komennoin</w:t>
             </w:r>
           </w:p>
         </w:tc>
@@ -3604,7 +3604,7 @@
                 <w:sz w:val="19"/>
                 <w:szCs w:val="19"/>
               </w:rPr>
-              <w:t xml:space="preserve">kirjastot.md: SVGLoaderin ja TubeGeometryn rajoitteet omilla tiedostoilla kokeiltuina</w:t>
+              <w:t xml:space="preserve">kirjastot.md: svgelementsin ja putkigeometrian rajoitteet omilla tiedostoilla kokeiltuina</w:t>
             </w:r>
           </w:p>
         </w:tc>
@@ -3677,7 +3677,7 @@
                 <w:sz w:val="19"/>
                 <w:szCs w:val="19"/>
               </w:rPr>
-              <w:t xml:space="preserve">LatheGeometry, TubeGeometry, drein TransformControls, OrbitControls ja GizmoViewcube</w:t>
+              <w:t xml:space="preserve">trimeshin revolve, PyVistan tube-suodatin, kamera ja orientaatiowidget, Qt:n transformipaneeli</w:t>
             </w:r>
           </w:p>
         </w:tc>
@@ -3750,7 +3750,7 @@
                 <w:sz w:val="19"/>
                 <w:szCs w:val="19"/>
               </w:rPr>
-              <w:t xml:space="preserve">npm-paketit three, @react-three/fiber, @react-three/drei ja vitest omin komennoin</w:t>
+              <w:t xml:space="preserve">pip-paketit omin komennoin, requirements.txt</w:t>
             </w:r>
           </w:p>
         </w:tc>
@@ -3896,7 +3896,7 @@
                 <w:sz w:val="19"/>
                 <w:szCs w:val="19"/>
               </w:rPr>
-              <w:t xml:space="preserve">Julkaisu asiakkaiden käyttöön ja asiakkaiden vahvistus v1.0:sta</w:t>
+              <w:t xml:space="preserve">Release asiakkaiden käyttöön; Antti vahvistaa v1.0:n omalla Windows-koneellaan, Matti demon tai opiskelijan koneen kautta</w:t>
             </w:r>
           </w:p>
         </w:tc>
@@ -4242,7 +4242,7 @@
           <w:sz w:val="20"/>
           <w:szCs w:val="20"/>
         </w:rPr>
-        <w:t xml:space="preserve">v1.0 GitHub Pagesissa, tagi v1.0 ja release-teksti.</w:t>
+        <w:t xml:space="preserve">v1.0-release: zip, itsetesti läpi, release-teksti ja tagi v1.0.</w:t>
       </w:r>
     </w:p>
     <w:p>
@@ -4323,7 +4323,7 @@
           <w:sz w:val="20"/>
           <w:szCs w:val="20"/>
         </w:rPr>
-        <w:t xml:space="preserve">T01–T26 issueissa, kolme virheenkorjausketjua, kirjastot.md, tietoturva.md, Lighthouse ennen ja jälkeen.</w:t>
+        <w:t xml:space="preserve">T01–T26 issueissa, kolme virheenkorjausketjua, kirjastot.md, tietoturva.md, Accessibility Insights ennen ja jälkeen.</w:t>
       </w:r>
     </w:p>
     <w:p>
@@ -4432,7 +4432,7 @@
           <w:sz w:val="20"/>
           <w:szCs w:val="20"/>
         </w:rPr>
-        <w:t xml:space="preserve">GitHub Education -vahvistus ja Copilot Student -tilaus (vahvistus voi kestää päiviä), opiskelijan GitHub-tunnus ja tekijänimi, asennusoikeudet (VS Code, Git, Node.js, Inkscape, Blender), demorepository kuvaohjeiden kuvakaappauksia varten.</w:t>
+        <w:t xml:space="preserve">GitHub Education -vahvistus ja Copilot Student -tilaus (vahvistus voi kestää päiviä), opiskelijan GitHub-tunnus ja tekijänimi, asennusoikeudet (VS Code ja Python-laajennus, Git, Python 3.13, Inkscape, Blender; Windowsissa myös Accessibility Insights for Windows), demorepository kuvaohjeiden kuvakaappauksia varten.</w:t>
       </w:r>
     </w:p>
     <w:p>
@@ -4634,10 +4634,6 @@
 </w:document>
 </file>
 
-<file path=word/comments.xml><?xml version="1.0" encoding="utf-8"?>
-<w:comments xmlns:cx="http://schemas.microsoft.com/office/drawing/2014/chartex" xmlns:cx1="http://schemas.microsoft.com/office/drawing/2015/9/8/chartex" xmlns:cx2="http://schemas.microsoft.com/office/drawing/2015/10/21/chartex" xmlns:cx3="http://schemas.microsoft.com/office/drawing/2016/5/9/chartex" xmlns:cx4="http://schemas.microsoft.com/office/drawing/2016/5/10/chartex" xmlns:cx5="http://schemas.microsoft.com/office/drawing/2016/5/11/chartex" xmlns:cx6="http://schemas.microsoft.com/office/drawing/2016/5/12/chartex" xmlns:cx7="http://schemas.microsoft.com/office/drawing/2016/5/13/chartex" xmlns:cx8="http://schemas.microsoft.com/office/drawing/2016/5/14/chartex" xmlns:mc="http://schemas.openxmlformats.org/markup-compatibility/2006" xmlns:aink="http://schemas.microsoft.com/office/drawing/2016/ink" xmlns:am3d="http://schemas.microsoft.com/office/drawing/2017/model3d" xmlns:o="urn:schemas-microsoft-com:office:office" xmlns:r="http://schemas.openxmlformats.org/officeDocument/2006/relationships" xmlns:m="http://schemas.openxmlformats.org/officeDocument/2006/math" xmlns:v="urn:schemas-microsoft-com:vml" xmlns:wp14="http://schemas.microsoft.com/office/word/2010/wordprocessingDrawing" xmlns:wp="http://schemas.openxmlformats.org/drawingml/2006/wordprocessingDrawing" xmlns:w10="urn:schemas-microsoft-com:office:word" xmlns:w="http://schemas.openxmlformats.org/wordprocessingml/2006/main" xmlns:w14="http://schemas.microsoft.com/office/word/2010/wordml" xmlns:w15="http://schemas.microsoft.com/office/word/2012/wordml" xmlns:w16cex="http://schemas.microsoft.com/office/word/2018/wordml/cex" xmlns:w16cid="http://schemas.microsoft.com/office/word/2016/wordml/cid" xmlns:w16="http://schemas.microsoft.com/office/word/2018/wordml" xmlns:w16sdtdh="http://schemas.microsoft.com/office/word/2020/wordml/sdtdatahash" xmlns:w16se="http://schemas.microsoft.com/office/word/2015/wordml/symex" xmlns:wpg="http://schemas.microsoft.com/office/word/2010/wordprocessingGroup" xmlns:wpi="http://schemas.microsoft.com/office/word/2010/wordprocessingInk" xmlns:wne="http://schemas.microsoft.com/office/word/2006/wordml" xmlns:wps="http://schemas.microsoft.com/office/word/2010/wordprocessingShape"/>
-</file>
-
 <file path=word/endnotes.xml><?xml version="1.0" encoding="utf-8"?>
 <w:endnotes xmlns:wpc="http://schemas.microsoft.com/office/word/2010/wordprocessingCanvas" xmlns:mc="http://schemas.openxmlformats.org/markup-compatibility/2006" xmlns:o="urn:schemas-microsoft-com:office:office" xmlns:r="http://schemas.openxmlformats.org/officeDocument/2006/relationships" xmlns:m="http://schemas.openxmlformats.org/officeDocument/2006/math" xmlns:v="urn:schemas-microsoft-com:vml" xmlns:wp14="http://schemas.microsoft.com/office/word/2010/wordprocessingDrawing" xmlns:wp="http://schemas.openxmlformats.org/drawingml/2006/wordprocessingDrawing" xmlns:w10="urn:schemas-microsoft-com:office:word" xmlns:w="http://schemas.openxmlformats.org/wordprocessingml/2006/main" xmlns:w14="http://schemas.microsoft.com/office/word/2010/wordml" xmlns:w15="http://schemas.microsoft.com/office/word/2012/wordml" xmlns:wpg="http://schemas.microsoft.com/office/word/2010/wordprocessingGroup" xmlns:wpi="http://schemas.microsoft.com/office/word/2010/wordprocessingInk" xmlns:wne="http://schemas.microsoft.com/office/word/2006/wordml" xmlns:wps="http://schemas.microsoft.com/office/word/2010/wordprocessingShape" mc:Ignorable="w14 w15 wp14">
   <w:endnote w:type="separator" w:id="-1">
@@ -4716,7 +4712,7 @@
 <w:numbering xmlns:wpc="http://schemas.microsoft.com/office/word/2010/wordprocessingCanvas" xmlns:mc="http://schemas.openxmlformats.org/markup-compatibility/2006" xmlns:o="urn:schemas-microsoft-com:office:office" xmlns:r="http://schemas.openxmlformats.org/officeDocument/2006/relationships" xmlns:m="http://schemas.openxmlformats.org/officeDocument/2006/math" xmlns:v="urn:schemas-microsoft-com:vml" xmlns:wp14="http://schemas.microsoft.com/office/word/2010/wordprocessingDrawing" xmlns:wp="http://schemas.openxmlformats.org/drawingml/2006/wordprocessingDrawing" xmlns:w10="urn:schemas-microsoft-com:office:word" xmlns:w="http://schemas.openxmlformats.org/wordprocessingml/2006/main" xmlns:w14="http://schemas.microsoft.com/office/word/2010/wordml" xmlns:w15="http://schemas.microsoft.com/office/word/2012/wordml" xmlns:wpg="http://schemas.microsoft.com/office/word/2010/wordprocessingGroup" xmlns:wpi="http://schemas.microsoft.com/office/word/2010/wordprocessingInk" xmlns:wne="http://schemas.microsoft.com/office/word/2006/wordml" xmlns:wps="http://schemas.microsoft.com/office/word/2010/wordprocessingShape" mc:Ignorable="w14 w15 wp14">
   <w:abstractNum w:abstractNumId="1" w15:restartNumberingAfterBreak="0">
     <w:multiLevelType w:val="hybridMultilevel"/>
-    <w:lvl w:ilvl="0" w15:tentative="1">
+    <w:lvl w:ilvl="0" w:tentative="1">
       <w:start w:val="1"/>
       <w:numFmt w:val="bullet"/>
       <w:lvlText w:val="●"/>
@@ -4725,7 +4721,7 @@
         <w:ind w:left="720" w:hanging="360"/>
       </w:pPr>
     </w:lvl>
-    <w:lvl w:ilvl="1" w15:tentative="1">
+    <w:lvl w:ilvl="1" w:tentative="1">
       <w:start w:val="1"/>
       <w:numFmt w:val="bullet"/>
       <w:lvlText w:val="○"/>
@@ -4734,7 +4730,7 @@
         <w:ind w:left="1440" w:hanging="360"/>
       </w:pPr>
     </w:lvl>
-    <w:lvl w:ilvl="2" w15:tentative="1">
+    <w:lvl w:ilvl="2" w:tentative="1">
       <w:start w:val="1"/>
       <w:numFmt w:val="bullet"/>
       <w:lvlText w:val="■"/>
@@ -4743,7 +4739,7 @@
         <w:ind w:left="2160" w:hanging="360"/>
       </w:pPr>
     </w:lvl>
-    <w:lvl w:ilvl="3" w15:tentative="1">
+    <w:lvl w:ilvl="3" w:tentative="1">
       <w:start w:val="1"/>
       <w:numFmt w:val="bullet"/>
       <w:lvlText w:val="●"/>
@@ -4752,7 +4748,7 @@
         <w:ind w:left="2880" w:hanging="360"/>
       </w:pPr>
     </w:lvl>
-    <w:lvl w:ilvl="4" w15:tentative="1">
+    <w:lvl w:ilvl="4" w:tentative="1">
       <w:start w:val="1"/>
       <w:numFmt w:val="bullet"/>
       <w:lvlText w:val="○"/>
@@ -4761,7 +4757,7 @@
         <w:ind w:left="3600" w:hanging="360"/>
       </w:pPr>
     </w:lvl>
-    <w:lvl w:ilvl="5" w15:tentative="1">
+    <w:lvl w:ilvl="5" w:tentative="1">
       <w:start w:val="1"/>
       <w:numFmt w:val="bullet"/>
       <w:lvlText w:val="■"/>
@@ -4770,7 +4766,7 @@
         <w:ind w:left="4320" w:hanging="360"/>
       </w:pPr>
     </w:lvl>
-    <w:lvl w:ilvl="6" w15:tentative="1">
+    <w:lvl w:ilvl="6" w:tentative="1">
       <w:start w:val="1"/>
       <w:numFmt w:val="bullet"/>
       <w:lvlText w:val="●"/>
@@ -4779,7 +4775,7 @@
         <w:ind w:left="5040" w:hanging="360"/>
       </w:pPr>
     </w:lvl>
-    <w:lvl w:ilvl="7" w15:tentative="1">
+    <w:lvl w:ilvl="7" w:tentative="1">
       <w:start w:val="1"/>
       <w:numFmt w:val="bullet"/>
       <w:lvlText w:val="●"/>
@@ -4788,7 +4784,7 @@
         <w:ind w:left="5760" w:hanging="360"/>
       </w:pPr>
     </w:lvl>
-    <w:lvl w:ilvl="8" w15:tentative="1">
+    <w:lvl w:ilvl="8" w:tentative="1">
       <w:start w:val="1"/>
       <w:numFmt w:val="bullet"/>
       <w:lvlText w:val="●"/>
@@ -4819,6 +4815,10 @@
     </w:rPrDefault>
     <w:pPrDefault/>
   </w:docDefaults>
+  <w:style w:type="paragraph" w:styleId="Normal" w:default="1">
+    <w:name w:val="Normal"/>
+    <w:qFormat/>
+  </w:style>
   <w:style w:type="paragraph" w:styleId="Title">
     <w:name w:val="Title"/>
     <w:basedOn w:val="Normal"/>
@@ -4991,4 +4991,294 @@
     </w:rPr>
   </w:style>
 </w:styles>
+</file>
+
+<file path=word/theme/theme1.xml><?xml version="1.0" encoding="utf-8"?>
+<a:theme xmlns:a="http://schemas.openxmlformats.org/drawingml/2006/main" name="Office Theme">
+  <a:themeElements>
+    <a:clrScheme name="Office">
+      <a:dk1>
+        <a:sysClr val="windowText" lastClr="000000"/>
+      </a:dk1>
+      <a:lt1>
+        <a:sysClr val="window" lastClr="FFFFFF"/>
+      </a:lt1>
+      <a:dk2>
+        <a:srgbClr val="44546A"/>
+      </a:dk2>
+      <a:lt2>
+        <a:srgbClr val="E7E6E6"/>
+      </a:lt2>
+      <a:accent1>
+        <a:srgbClr val="4472C4"/>
+      </a:accent1>
+      <a:accent2>
+        <a:srgbClr val="ED7D31"/>
+      </a:accent2>
+      <a:accent3>
+        <a:srgbClr val="A5A5A5"/>
+      </a:accent3>
+      <a:accent4>
+        <a:srgbClr val="FFC000"/>
+      </a:accent4>
+      <a:accent5>
+        <a:srgbClr val="5B9BD5"/>
+      </a:accent5>
+      <a:accent6>
+        <a:srgbClr val="70AD47"/>
+      </a:accent6>
+      <a:hlink>
+        <a:srgbClr val="0563C1"/>
+      </a:hlink>
+      <a:folHlink>
+        <a:srgbClr val="954F72"/>
+      </a:folHlink>
+    </a:clrScheme>
+    <a:fontScheme name="Office">
+      <a:majorFont>
+        <a:latin typeface="Calibri Light" panose="020F0302020204030204"/>
+        <a:ea typeface=""/>
+        <a:cs typeface=""/>
+        <a:font script="Jpan" typeface="游ゴシック Light"/>
+        <a:font script="Hang" typeface="맑은 고딕"/>
+        <a:font script="Hans" typeface="等线 Light"/>
+        <a:font script="Hant" typeface="新細明體"/>
+        <a:font script="Arab" typeface="Times New Roman"/>
+        <a:font script="Hebr" typeface="Times New Roman"/>
+        <a:font script="Thai" typeface="Angsana New"/>
+        <a:font script="Ethi" typeface="Nyala"/>
+        <a:font script="Beng" typeface="Vrinda"/>
+        <a:font script="Gujr" typeface="Shruti"/>
+        <a:font script="Khmr" typeface="MoolBoran"/>
+        <a:font script="Knda" typeface="Tunga"/>
+        <a:font script="Guru" typeface="Raavi"/>
+        <a:font script="Cans" typeface="Euphemia"/>
+        <a:font script="Cher" typeface="Plantagenet Cherokee"/>
+        <a:font script="Yiii" typeface="Microsoft Yi Baiti"/>
+        <a:font script="Tibt" typeface="Microsoft Himalaya"/>
+        <a:font script="Thaa" typeface="MV Boli"/>
+        <a:font script="Deva" typeface="Mangal"/>
+        <a:font script="Telu" typeface="Gautami"/>
+        <a:font script="Taml" typeface="Latha"/>
+        <a:font script="Syrc" typeface="Estrangelo Edessa"/>
+        <a:font script="Orya" typeface="Kalinga"/>
+        <a:font script="Mlym" typeface="Kartika"/>
+        <a:font script="Laoo" typeface="DokChampa"/>
+        <a:font script="Sinh" typeface="Iskoola Pota"/>
+        <a:font script="Mong" typeface="Mongolian Baiti"/>
+        <a:font script="Viet" typeface="Times New Roman"/>
+        <a:font script="Uigh" typeface="Microsoft Uighur"/>
+        <a:font script="Geor" typeface="Sylfaen"/>
+        <a:font script="Armn" typeface="Arial"/>
+        <a:font script="Bugi" typeface="Leelawadee UI"/>
+        <a:font script="Bopo" typeface="Microsoft JhengHei"/>
+        <a:font script="Java" typeface="Javanese Text"/>
+        <a:font script="Lisu" typeface="Segoe UI"/>
+        <a:font script="Mymr" typeface="Myanmar Text"/>
+        <a:font script="Nkoo" typeface="Ebrima"/>
+        <a:font script="Olck" typeface="Nirmala UI"/>
+        <a:font script="Osma" typeface="Ebrima"/>
+        <a:font script="Phag" typeface="Phagspa"/>
+        <a:font script="Syrn" typeface="Estrangelo Edessa"/>
+        <a:font script="Syrj" typeface="Estrangelo Edessa"/>
+        <a:font script="Syre" typeface="Estrangelo Edessa"/>
+        <a:font script="Sora" typeface="Nirmala UI"/>
+        <a:font script="Tale" typeface="Microsoft Tai Le"/>
+        <a:font script="Talu" typeface="Microsoft New Tai Lue"/>
+        <a:font script="Tfng" typeface="Ebrima"/>
+      </a:majorFont>
+      <a:minorFont>
+        <a:latin typeface="Calibri" panose="020F0502020204030204"/>
+        <a:ea typeface=""/>
+        <a:cs typeface=""/>
+        <a:font script="Jpan" typeface="游明朝"/>
+        <a:font script="Hang" typeface="맑은 고딕"/>
+        <a:font script="Hans" typeface="等线"/>
+        <a:font script="Hant" typeface="新細明體"/>
+        <a:font script="Arab" typeface="Arial"/>
+        <a:font script="Hebr" typeface="Arial"/>
+        <a:font script="Thai" typeface="Cordia New"/>
+        <a:font script="Ethi" typeface="Nyala"/>
+        <a:font script="Beng" typeface="Vrinda"/>
+        <a:font script="Gujr" typeface="Shruti"/>
+        <a:font script="Khmr" typeface="DaunPenh"/>
+        <a:font script="Knda" typeface="Tunga"/>
+        <a:font script="Guru" typeface="Raavi"/>
+        <a:font script="Cans" typeface="Euphemia"/>
+        <a:font script="Cher" typeface="Plantagenet Cherokee"/>
+        <a:font script="Yiii" typeface="Microsoft Yi Baiti"/>
+        <a:font script="Tibt" typeface="Microsoft Himalaya"/>
+        <a:font script="Thaa" typeface="MV Boli"/>
+        <a:font script="Deva" typeface="Mangal"/>
+        <a:font script="Telu" typeface="Gautami"/>
+        <a:font script="Taml" typeface="Latha"/>
+        <a:font script="Syrc" typeface="Estrangelo Edessa"/>
+        <a:font script="Orya" typeface="Kalinga"/>
+        <a:font script="Mlym" typeface="Kartika"/>
+        <a:font script="Laoo" typeface="DokChampa"/>
+        <a:font script="Sinh" typeface="Iskoola Pota"/>
+        <a:font script="Mong" typeface="Mongolian Baiti"/>
+        <a:font script="Viet" typeface="Arial"/>
+        <a:font script="Uigh" typeface="Microsoft Uighur"/>
+        <a:font script="Geor" typeface="Sylfaen"/>
+        <a:font script="Armn" typeface="Arial"/>
+        <a:font script="Bugi" typeface="Leelawadee UI"/>
+        <a:font script="Bopo" typeface="Microsoft JhengHei"/>
+        <a:font script="Java" typeface="Javanese Text"/>
+        <a:font script="Lisu" typeface="Segoe UI"/>
+        <a:font script="Mymr" typeface="Myanmar Text"/>
+        <a:font script="Nkoo" typeface="Ebrima"/>
+        <a:font script="Olck" typeface="Nirmala UI"/>
+        <a:font script="Osma" typeface="Ebrima"/>
+        <a:font script="Phag" typeface="Phagspa"/>
+        <a:font script="Syrn" typeface="Estrangelo Edessa"/>
+        <a:font script="Syrj" typeface="Estrangelo Edessa"/>
+        <a:font script="Syre" typeface="Estrangelo Edessa"/>
+        <a:font script="Sora" typeface="Nirmala UI"/>
+        <a:font script="Tale" typeface="Microsoft Tai Le"/>
+        <a:font script="Talu" typeface="Microsoft New Tai Lue"/>
+        <a:font script="Tfng" typeface="Ebrima"/>
+      </a:minorFont>
+    </a:fontScheme>
+    <a:fmtScheme name="Office">
+      <a:fillStyleLst>
+        <a:solidFill>
+          <a:schemeClr val="phClr"/>
+        </a:solidFill>
+        <a:gradFill rotWithShape="true">
+          <a:gsLst>
+            <a:gs pos="0">
+              <a:schemeClr val="phClr">
+                <a:lumMod val="110000"/>
+                <a:satMod val="105000"/>
+                <a:tint val="67000"/>
+              </a:schemeClr>
+            </a:gs>
+            <a:gs pos="50000">
+              <a:schemeClr val="phClr">
+                <a:lumMod val="105000"/>
+                <a:satMod val="103000"/>
+                <a:tint val="73000"/>
+              </a:schemeClr>
+            </a:gs>
+            <a:gs pos="100000">
+              <a:schemeClr val="phClr">
+                <a:lumMod val="105000"/>
+                <a:satMod val="109000"/>
+                <a:tint val="81000"/>
+              </a:schemeClr>
+            </a:gs>
+          </a:gsLst>
+          <a:lin ang="5400000" scaled="false"/>
+        </a:gradFill>
+        <a:gradFill rotWithShape="true">
+          <a:gsLst>
+            <a:gs pos="0">
+              <a:schemeClr val="phClr">
+                <a:satMod val="103000"/>
+                <a:lumMod val="102000"/>
+                <a:tint val="94000"/>
+              </a:schemeClr>
+            </a:gs>
+            <a:gs pos="50000">
+              <a:schemeClr val="phClr">
+                <a:satMod val="110000"/>
+                <a:lumMod val="100000"/>
+                <a:shade val="100000"/>
+              </a:schemeClr>
+            </a:gs>
+            <a:gs pos="100000">
+              <a:schemeClr val="phClr">
+                <a:lumMod val="99000"/>
+                <a:satMod val="120000"/>
+                <a:shade val="78000"/>
+              </a:schemeClr>
+            </a:gs>
+          </a:gsLst>
+          <a:lin ang="5400000" scaled="false"/>
+        </a:gradFill>
+      </a:fillStyleLst>
+      <a:lnStyleLst>
+        <a:ln w="6350" cap="flat" cmpd="sng" algn="ctr">
+          <a:solidFill>
+            <a:schemeClr val="phClr"/>
+          </a:solidFill>
+          <a:prstDash val="solid"/>
+          <a:miter lim="800000"/>
+        </a:ln>
+        <a:ln w="12700" cap="flat" cmpd="sng" algn="ctr">
+          <a:solidFill>
+            <a:schemeClr val="phClr"/>
+          </a:solidFill>
+          <a:prstDash val="solid"/>
+          <a:miter lim="800000"/>
+        </a:ln>
+        <a:ln w="19050" cap="flat" cmpd="sng" algn="ctr">
+          <a:solidFill>
+            <a:schemeClr val="phClr"/>
+          </a:solidFill>
+          <a:prstDash val="solid"/>
+          <a:miter lim="800000"/>
+        </a:ln>
+      </a:lnStyleLst>
+      <a:effectStyleLst>
+        <a:effectStyle>
+          <a:effectLst/>
+        </a:effectStyle>
+        <a:effectStyle>
+          <a:effectLst/>
+        </a:effectStyle>
+        <a:effectStyle>
+          <a:effectLst>
+            <a:outerShdw blurRad="57150" dist="19050" dir="5400000" algn="ctr" rotWithShape="false">
+              <a:srgbClr val="000000">
+                <a:alpha val="63000"/>
+              </a:srgbClr>
+            </a:outerShdw>
+          </a:effectLst>
+        </a:effectStyle>
+      </a:effectStyleLst>
+      <a:bgFillStyleLst>
+        <a:solidFill>
+          <a:schemeClr val="phClr"/>
+        </a:solidFill>
+        <a:solidFill>
+          <a:schemeClr val="phClr">
+            <a:tint val="95000"/>
+            <a:satMod val="170000"/>
+          </a:schemeClr>
+        </a:solidFill>
+        <a:gradFill rotWithShape="true">
+          <a:gsLst>
+            <a:gs pos="0">
+              <a:schemeClr val="phClr">
+                <a:tint val="93000"/>
+                <a:satMod val="150000"/>
+                <a:shade val="98000"/>
+                <a:lumMod val="102000"/>
+              </a:schemeClr>
+            </a:gs>
+            <a:gs pos="50000">
+              <a:schemeClr val="phClr">
+                <a:tint val="98000"/>
+                <a:satMod val="130000"/>
+                <a:shade val="90000"/>
+                <a:lumMod val="103000"/>
+              </a:schemeClr>
+            </a:gs>
+            <a:gs pos="100000">
+              <a:schemeClr val="phClr">
+                <a:shade val="63000"/>
+                <a:satMod val="120000"/>
+              </a:schemeClr>
+            </a:gs>
+          </a:gsLst>
+          <a:lin ang="5400000" scaled="false"/>
+        </a:gradFill>
+      </a:bgFillStyleLst>
+    </a:fmtScheme>
+  </a:themeElements>
+  <a:objectDefaults/>
+  <a:extraClrSchemeLst/>
+</a:theme>
 </file>
--- a/vektoripaja/downloads/nayttosuunnitelma.docx
+++ b/vektoripaja/downloads/nayttosuunnitelma.docx
@@ -115,7 +115,7 @@
           <w:sz w:val="21"/>
           <w:szCs w:val="21"/>
         </w:rPr>
-        <w:t xml:space="preserve">Pakollinen perusversio (P0, ennen joulua): SVG-tuonti · layerit ja ryhmät scene graphiksi · revolve 3–32 segmenttiä · inflate 3–8 sivua · valinta, siirto, kierto ja skaalaus, lapset seuraavat, pivot keskipisteessä ja prosentteina · orbit, suorat näkymät orientaatiokuutiosta ja view lock -painike · .obj-vienti osat erillisinä · tallennus ja avaus JSONina. P1: Päivitä SVG, kulmasnappaus, PiP, kierron kohderajaukset, oma teema ja isot kahvat, ortografinen näkymä, view lockin pikanäppäin.</w:t>
+        <w:t xml:space="preserve">Pakollinen ydin (P0, ennen joulua): SVG-tuonti · layerit ja ryhmät solmupuuksi · revolve 3–32 segmenttiä · inflate 3–8 sivua · valinta, siirto, kierto ja skaalaus, lapset seuraavat, pivot keskipisteessä ja prosentteina · orbit, suorat näkymät orientaatiowidgetistä ja view lock -painike · .obj-vienti osat erillisinä · tallennus ja avaus JSONina. Tärkeä jatko (P1): Päivitä SVG, kulmasnappaus, pieni esikatseluikkuna (PiP), kierron kohderajaukset, oma teema ja isot kahvat, ortografinen näkymä, view lockin pikanäppäin.</w:t>
       </w:r>
     </w:p>
     <w:p>
@@ -245,7 +245,7 @@
                 <w:sz w:val="19"/>
                 <w:szCs w:val="19"/>
               </w:rPr>
-              <w:t xml:space="preserve">Viikkopalaveri ma tai ti (sovitut kortit issue-kommentteina, edellisen viikon funktio ääneen), P0-tarkistuspiste vk 47, vikatehtävä tarvittaessa, ohjaajan päätökset (tekijänimi, lisenssi, krediitit, katselmoinnin kirjaustapa, julkaisutestaaja, arviointi). Toimii tiimin jäsenen roolissa vk 2:n ratkaisuarviossa.</w:t>
+              <w:t xml:space="preserve">Viikkopalaveri ma tai ti (sovitut kortit issue-kommentteina, edellisen viikon funktio ääneen), pakollisen ytimen (P0) tarkistuspiste vk 47, vikatehtävä tarvittaessa, ohjaajan päätökset (tekijänimi, lisenssi, krediitit, katselmoinnin kirjaustapa, julkaisutestaaja, arviointi). Toimii tiimin jäsenen roolissa vk 2:n ratkaisuarviossa.</w:t>
             </w:r>
           </w:p>
         </w:tc>
@@ -296,7 +296,7 @@
                 <w:sz w:val="19"/>
                 <w:szCs w:val="19"/>
               </w:rPr>
-              <w:t xml:space="preserve">Vastaavat kysymyslistaan vk 40–41, katselmoivat MVP:n vk 51 ja antavat P1-prioriteetit. Vk 7 Antti vahvistaa, että v1.0-release toimii hänen Windows-koneellaan; Matti (Mac) vahvistaa demon tai opiskelijan koneen kautta. Kun Matti toimii asiakkaana, se kerrotaan tehtävässä.</w:t>
+              <w:t xml:space="preserve">Vastaavat kysymyslistaan vk 40–41, katselmoivat MVP:n vk 51 ja antavat tärkeän jatkon (P1) prioriteetit. Vk 7 Antti vahvistaa, että v1.0-release toimii hänen Windows-koneellaan; Matti (Mac) vahvistaa demon tai opiskelijan koneen kautta. Kun Matti toimii asiakkaana, se kerrotaan tehtävässä.</w:t>
             </w:r>
           </w:p>
         </w:tc>
@@ -667,7 +667,7 @@
                 <w:sz w:val="19"/>
                 <w:szCs w:val="19"/>
               </w:rPr>
-              <w:t xml:space="preserve">Kaksi issueta syklin tarkistuslistoineen, T01:n oma arvo testikoodissa ennen toteutusta, tarkista_ymparisto.py läpi, release-zip v0.0.1 purettuna käynnistyy (T02) ja itsetesti läpi Actionsissa, päätös teknisestä pohjasta B-osiossa.</w:t>
+              <w:t xml:space="preserve">Kaksi issueta syklin tarkistuslistoineen, testin 1 (T01) oma arvo testikoodissa ennen toteutusta, tarkista_ymparisto.py läpi, release-zip v0.0.41 purettuna käynnistyy (testi 2, T02) ja itsetesti läpi Actionsissa, päätös teknisestä pohjasta B-osiossa.</w:t>
             </w:r>
           </w:p>
         </w:tc>
@@ -715,7 +715,7 @@
                 <w:sz w:val="19"/>
                 <w:szCs w:val="19"/>
               </w:rPr>
-              <w:t xml:space="preserve">Hierarkia ja kaista C</w:t>
+              <w:t xml:space="preserve">Hierarkia ja Agentti-kaista (C)</w:t>
             </w:r>
           </w:p>
         </w:tc>
@@ -738,7 +738,7 @@
                 <w:sz w:val="19"/>
                 <w:szCs w:val="19"/>
               </w:rPr>
-              <w:t xml:space="preserve">T06–T08, puhdas muunnosfunktio rajapintoineen, hierarkiapaneeli, valinnan toiminta B-osiossa. Kaista C:n krediittikulutus kirjattuna.</w:t>
+              <w:t xml:space="preserve">Testit 6–8 (T06–T08), puhdas muunnosfunktio rajapintoineen, maailmamuunnos puhtaana funktiona lisätesteineen, hierarkiapaneeli (QTreeWidget), valinnan toiminta B-osiossa. Agentti-kaistan (C) krediittikulutus kirjattuna.</w:t>
             </w:r>
           </w:p>
         </w:tc>
@@ -786,7 +786,7 @@
                 <w:sz w:val="19"/>
                 <w:szCs w:val="19"/>
               </w:rPr>
-              <w:t xml:space="preserve">P0-tarkistuspiste</w:t>
+              <w:t xml:space="preserve">Pakollisen ytimen (P0) tarkistuspiste</w:t>
             </w:r>
           </w:p>
         </w:tc>
@@ -809,7 +809,7 @@
                 <w:sz w:val="19"/>
                 <w:szCs w:val="19"/>
               </w:rPr>
-              <w:t xml:space="preserve">Onko P0 aikataulussa? Jos ei, ohjaaja päättää, mikä katselmoidaan keskeneräisenä ja mikä tehdään vk 4:llä omassa haarassa pull requestilla.</w:t>
+              <w:t xml:space="preserve">Onko pakollinen ydin aikataulussa? Jos ei, ohjaaja päättää, mikä katselmoidaan keskeneräisenä ja mikä tehdään vk 4:llä omassa haarassa pull requestilla.</w:t>
             </w:r>
           </w:p>
         </w:tc>
@@ -880,7 +880,7 @@
                 <w:sz w:val="19"/>
                 <w:szCs w:val="19"/>
               </w:rPr>
-              <w:t xml:space="preserve">T19–T20, o-rivit ja Blender, ensimmäinen virheenkorjausketju kuudella osalla ja regressiotestillä. Vikatehtävä, jos aitoa havaintoa ei ole.</w:t>
+              <w:t xml:space="preserve">Testit 19–20 (T19–T20), o-rivit trimeshin viennistä ja tarkistus Blenderissä, ensimmäinen virheenkorjausketju kuudella osalla ja regressiotestillä. Vikatehtävä, jos aitoa havaintoa ei ole.</w:t>
             </w:r>
           </w:p>
         </w:tc>
@@ -951,7 +951,7 @@
                 <w:sz w:val="19"/>
                 <w:szCs w:val="19"/>
               </w:rPr>
-              <w:t xml:space="preserve">Tallennusvertailu omilla kriteereillä, T21–T22, tietoturva-arvio, tagi v0.1 ja release-zip, itsetesti läpi.</w:t>
+              <w:t xml:space="preserve">Tallennusvertailu omilla kriteereillä, testit 21–22 (T21–T22), tietoturva-arvio, tagi v0.1 ja release-zip, itsetesti läpi.</w:t>
             </w:r>
           </w:p>
         </w:tc>
@@ -1093,7 +1093,7 @@
                 <w:sz w:val="19"/>
                 <w:szCs w:val="19"/>
               </w:rPr>
-              <w:t xml:space="preserve">Päivitä SVG omassa haarassa, T23, kaikki testit läpi ennen mergeä, pull request yhdistetty.</w:t>
+              <w:t xml:space="preserve">Päivitä SVG omassa haarassa, testi 23 (T23), kaikki testit läpi ennen mergeä, pull request yhdistetty.</w:t>
             </w:r>
           </w:p>
         </w:tc>
@@ -1671,7 +1671,7 @@
                 <w:sz w:val="19"/>
                 <w:szCs w:val="19"/>
               </w:rPr>
-              <w:t xml:space="preserve">T01–T26 ja lisätestit: odotettu tulos kirjoitettu itse testikoodiin ennen toteutusta, tulokset issueissa</w:t>
+              <w:t xml:space="preserve">Testit 1–26 (T01–T26) ja lisätestit, myös maailmamuunnoksen lisätesti vk 44: odotettu tulos kirjoitettu itse testikoodiin ennen toteutusta, tulokset issueissa</w:t>
             </w:r>
           </w:p>
         </w:tc>
@@ -1744,7 +1744,7 @@
                 <w:sz w:val="19"/>
                 <w:szCs w:val="19"/>
               </w:rPr>
-              <w:t xml:space="preserve">Rajapinta ennen toteutusta, selityspohja kolmesta funktiosta (hierarkian muunnos, pivotin syötteen tarkistus, OBJ-objektijako), selitys ääneen seuraavan viikon palaverissa (ohjaajan päätös 23.9.2026)</w:t>
+              <w:t xml:space="preserve">Rajapinta ennen toteutusta, selityspohja kolmesta funktiosta (hierarkian muunnos, pivotin syötteen tarkistus, OBJ-objektijako) sekä maailmamuunnos puhtaana funktiona (vk 44), selitys ääneen seuraavan viikon palaverissa (ohjaajan päätös 23.9.2026)</w:t>
             </w:r>
           </w:p>
         </w:tc>
@@ -1794,7 +1794,7 @@
                 <w:sz w:val="19"/>
                 <w:szCs w:val="19"/>
               </w:rPr>
-              <w:t xml:space="preserve">41, 44, 46, 48, 5</w:t>
+              <w:t xml:space="preserve">41, 44, 46, 47–48, 5</w:t>
             </w:r>
           </w:p>
         </w:tc>
@@ -1817,7 +1817,7 @@
                 <w:sz w:val="19"/>
                 <w:szCs w:val="19"/>
               </w:rPr>
-              <w:t xml:space="preserve">Hierarkiapaneeli, view lock, transformivalikko ja isot kahvat käyttöliittymävaatimuksen mukaan; Accessibility Insights ennen ja jälkeen</w:t>
+              <w:t xml:space="preserve">Hierarkiapaneeli, view lock, transformipaneeli (QDoubleSpinBox ja pikanäppäimet) ja isot kahvat käyttöliittymävaatimuksen mukaan; Accessibility Insights ennen ja jälkeen</w:t>
             </w:r>
           </w:p>
         </w:tc>
@@ -2109,7 +2109,7 @@
                 <w:sz w:val="19"/>
                 <w:szCs w:val="19"/>
               </w:rPr>
-              <w:t xml:space="preserve">Katselmointi asiakkaiden kanssa; ohjaaja tiimin roolissa arvioi MVP:n ratkaisut P1:tä varten</w:t>
+              <w:t xml:space="preserve">Katselmointi asiakkaiden kanssa; ohjaaja tiimin roolissa arvioi MVP:n ratkaisut tärkeää jatkoa (P1) varten</w:t>
             </w:r>
           </w:p>
         </w:tc>
@@ -2601,7 +2601,7 @@
                 <w:sz w:val="19"/>
                 <w:szCs w:val="19"/>
               </w:rPr>
-              <w:t xml:space="preserve">P0/P1/P2-karsinta perusteluineen, asiakkaiden prioriteetit, P1-järjestys</w:t>
+              <w:t xml:space="preserve">Karsinta pakolliseen ytimeen, tärkeään jatkoon ja jatkolistaan (P0/P1/P2) perusteluineen, asiakkaiden prioriteetit, tärkeän jatkon järjestys</w:t>
             </w:r>
           </w:p>
         </w:tc>
@@ -2747,7 +2747,7 @@
                 <w:sz w:val="19"/>
                 <w:szCs w:val="19"/>
               </w:rPr>
-              <w:t xml:space="preserve">Kaistan valinta ja toteuman vertailu RAPORTOI-askeleessa, krediittimittaus, P1-tuntiarviot</w:t>
+              <w:t xml:space="preserve">Kaistan valinta ja toteuman vertailu RAPORTOI-askeleessa, krediittimittaus, tärkeän jatkon (P1) tuntiarviot</w:t>
             </w:r>
           </w:p>
         </w:tc>
@@ -3112,7 +3112,7 @@
                 <w:sz w:val="19"/>
                 <w:szCs w:val="19"/>
               </w:rPr>
-              <w:t xml:space="preserve">T04 haitallinen SVG, T22 rikottu JSON, tietoturva-arvio uhka–testi–tulos–toimenpide</w:t>
+              <w:t xml:space="preserve">Testi 4 (T04): haitallinen SVG, testi 22 (T22): rikottu tallennus, tietoturva-arvio uhka–testi–tulos–toimenpide</w:t>
             </w:r>
           </w:p>
         </w:tc>
@@ -3185,7 +3185,7 @@
                 <w:sz w:val="19"/>
                 <w:szCs w:val="19"/>
               </w:rPr>
-              <w:t xml:space="preserve">Commitit rivillä Closes #N, tagit v0.1, v1.0-rc1 ja v1.0</w:t>
+              <w:t xml:space="preserve">Commitit rivillä Closes #N, tagit: harjoitus v0.0.41, viikkoversiot v0.0.43–v0.0.49, v0.1, v1.0-rc1 ja v1.0</w:t>
             </w:r>
           </w:p>
         </w:tc>
@@ -3308,7 +3308,7 @@
                 <w:sz w:val="19"/>
                 <w:szCs w:val="19"/>
               </w:rPr>
-              <w:t xml:space="preserve">41, 50, 7</w:t>
+              <w:t xml:space="preserve">41, 43–50, 7</w:t>
             </w:r>
           </w:p>
         </w:tc>
@@ -3331,7 +3331,7 @@
                 <w:sz w:val="19"/>
                 <w:szCs w:val="19"/>
               </w:rPr>
-              <w:t xml:space="preserve">Releasen rakentaminen ja julkaisu GitHub Actionsilla (PyInstaller, itsetesti, zip): harjoitus, MVP v0.1 ja v1.0</w:t>
+              <w:t xml:space="preserve">Releasen rakentaminen ja julkaisu GitHub Actionsilla (PyInstaller, itsetesti, zip): harjoitus v0.0.41, viikkoversiot v0.0.43–v0.0.49, MVP v0.1 ja v1.0</w:t>
             </w:r>
           </w:p>
         </w:tc>
@@ -4323,7 +4323,7 @@
           <w:sz w:val="20"/>
           <w:szCs w:val="20"/>
         </w:rPr>
-        <w:t xml:space="preserve">T01–T26 issueissa, kolme virheenkorjausketjua, kirjastot.md, tietoturva.md, Accessibility Insights ennen ja jälkeen.</w:t>
+        <w:t xml:space="preserve">Testit 1–26 (T01–T26) issueissa, kolme virheenkorjausketjua, kirjastot.md, tietoturva.md, Accessibility Insights ennen ja jälkeen.</w:t>
       </w:r>
     </w:p>
     <w:p>
@@ -4527,7 +4527,7 @@
           <w:sz w:val="21"/>
           <w:szCs w:val="21"/>
         </w:rPr>
-        <w:t xml:space="preserve">P0-tarkistuspiste vk 47</w:t>
+        <w:t xml:space="preserve">Pakollisen ytimen (P0) tarkistuspiste vk 47</w:t>
       </w:r>
     </w:p>
     <w:p>
@@ -4540,7 +4540,7 @@
           <w:sz w:val="20"/>
           <w:szCs w:val="20"/>
         </w:rPr>
-        <w:t xml:space="preserve">Jos P0 on myöhässä, ohjaaja päättää viikon 47 palaverissa, mikä katselmoidaan keskeneräisenä ja mikä tehdään vk 4:llä omassa haarassa pull requestilla.</w:t>
+        <w:t xml:space="preserve">Jos pakollinen ydin on myöhässä, ohjaaja päättää viikon 47 palaverissa, mikä katselmoidaan keskeneräisenä ja mikä tehdään vk 4:llä omassa haarassa pull requestilla.</w:t>
       </w:r>
     </w:p>
     <w:p>

--- a/vektoripaja/downloads/nayttosuunnitelma.docx
+++ b/vektoripaja/downloads/nayttosuunnitelma.docx
@@ -296,7 +296,7 @@
                 <w:sz w:val="19"/>
                 <w:szCs w:val="19"/>
               </w:rPr>
-              <w:t xml:space="preserve">Vastaavat kysymyslistaan vk 40–41, katselmoivat MVP:n vk 51 ja antavat tärkeän jatkon (P1) prioriteetit. Vk 7 Antti vahvistaa, että v1.0-release toimii hänen Windows-koneellaan; Matti (Mac) vahvistaa demon tai opiskelijan koneen kautta. Kun Matti toimii asiakkaana, se kerrotaan tehtävässä.</w:t>
+              <w:t xml:space="preserve">Vastaavat kysymyslistaan vk 40–41, katselmoivat MVP:n vk 51 (Antti release-zipistä omalla Windows-koneellaan, Matti opiskelijan koneella) ja antavat tärkeän jatkon (P1) prioriteetit. Vk 7 Antti vahvistaa, että v1.0-release toimii hänen Windows-koneellaan; Matti (Mac) vahvistaa demon tai opiskelijan koneen kautta. Kun Matti toimii asiakkaana, se kerrotaan tehtävässä.</w:t>
             </w:r>
           </w:p>
         </w:tc>
@@ -1022,7 +1022,7 @@
                 <w:sz w:val="19"/>
                 <w:szCs w:val="19"/>
               </w:rPr>
-              <w:t xml:space="preserve">Katselmointiloki rooleilla, asiakkaiden sanat erillään tulkinnasta, havainnot issueina prioriteetein, tilatiedosto lomaa varten.</w:t>
+              <w:t xml:space="preserve">Antti kokeillut v0.1-zipiä omalla Windows-koneellaan, katselmointiloki rooleilla, asiakkaiden sanat erillään tulkinnasta, havainnot issueina prioriteetein, tilatiedosto lomaa varten.</w:t>
             </w:r>
           </w:p>
         </w:tc>
@@ -4634,6 +4634,10 @@
 </w:document>
 </file>
 
+<file path=word/comments.xml><?xml version="1.0" encoding="utf-8"?>
+<w:comments xmlns:cx="http://schemas.microsoft.com/office/drawing/2014/chartex" xmlns:cx1="http://schemas.microsoft.com/office/drawing/2015/9/8/chartex" xmlns:cx2="http://schemas.microsoft.com/office/drawing/2015/10/21/chartex" xmlns:cx3="http://schemas.microsoft.com/office/drawing/2016/5/9/chartex" xmlns:cx4="http://schemas.microsoft.com/office/drawing/2016/5/10/chartex" xmlns:cx5="http://schemas.microsoft.com/office/drawing/2016/5/11/chartex" xmlns:cx6="http://schemas.microsoft.com/office/drawing/2016/5/12/chartex" xmlns:cx7="http://schemas.microsoft.com/office/drawing/2016/5/13/chartex" xmlns:cx8="http://schemas.microsoft.com/office/drawing/2016/5/14/chartex" xmlns:mc="http://schemas.openxmlformats.org/markup-compatibility/2006" xmlns:aink="http://schemas.microsoft.com/office/drawing/2016/ink" xmlns:am3d="http://schemas.microsoft.com/office/drawing/2017/model3d" xmlns:o="urn:schemas-microsoft-com:office:office" xmlns:r="http://schemas.openxmlformats.org/officeDocument/2006/relationships" xmlns:m="http://schemas.openxmlformats.org/officeDocument/2006/math" xmlns:v="urn:schemas-microsoft-com:vml" xmlns:wp14="http://schemas.microsoft.com/office/word/2010/wordprocessingDrawing" xmlns:wp="http://schemas.openxmlformats.org/drawingml/2006/wordprocessingDrawing" xmlns:w10="urn:schemas-microsoft-com:office:word" xmlns:w="http://schemas.openxmlformats.org/wordprocessingml/2006/main" xmlns:w14="http://schemas.microsoft.com/office/word/2010/wordml" xmlns:w15="http://schemas.microsoft.com/office/word/2012/wordml" xmlns:w16cex="http://schemas.microsoft.com/office/word/2018/wordml/cex" xmlns:w16cid="http://schemas.microsoft.com/office/word/2016/wordml/cid" xmlns:w16="http://schemas.microsoft.com/office/word/2018/wordml" xmlns:w16sdtdh="http://schemas.microsoft.com/office/word/2020/wordml/sdtdatahash" xmlns:w16se="http://schemas.microsoft.com/office/word/2015/wordml/symex" xmlns:wpg="http://schemas.microsoft.com/office/word/2010/wordprocessingGroup" xmlns:wpi="http://schemas.microsoft.com/office/word/2010/wordprocessingInk" xmlns:wne="http://schemas.microsoft.com/office/word/2006/wordml" xmlns:wps="http://schemas.microsoft.com/office/word/2010/wordprocessingShape"/>
+</file>
+
 <file path=word/endnotes.xml><?xml version="1.0" encoding="utf-8"?>
 <w:endnotes xmlns:wpc="http://schemas.microsoft.com/office/word/2010/wordprocessingCanvas" xmlns:mc="http://schemas.openxmlformats.org/markup-compatibility/2006" xmlns:o="urn:schemas-microsoft-com:office:office" xmlns:r="http://schemas.openxmlformats.org/officeDocument/2006/relationships" xmlns:m="http://schemas.openxmlformats.org/officeDocument/2006/math" xmlns:v="urn:schemas-microsoft-com:vml" xmlns:wp14="http://schemas.microsoft.com/office/word/2010/wordprocessingDrawing" xmlns:wp="http://schemas.openxmlformats.org/drawingml/2006/wordprocessingDrawing" xmlns:w10="urn:schemas-microsoft-com:office:word" xmlns:w="http://schemas.openxmlformats.org/wordprocessingml/2006/main" xmlns:w14="http://schemas.microsoft.com/office/word/2010/wordml" xmlns:w15="http://schemas.microsoft.com/office/word/2012/wordml" xmlns:wpg="http://schemas.microsoft.com/office/word/2010/wordprocessingGroup" xmlns:wpi="http://schemas.microsoft.com/office/word/2010/wordprocessingInk" xmlns:wne="http://schemas.microsoft.com/office/word/2006/wordml" xmlns:wps="http://schemas.microsoft.com/office/word/2010/wordprocessingShape" mc:Ignorable="w14 w15 wp14">
   <w:endnote w:type="separator" w:id="-1">
@@ -4712,7 +4716,7 @@
 <w:numbering xmlns:wpc="http://schemas.microsoft.com/office/word/2010/wordprocessingCanvas" xmlns:mc="http://schemas.openxmlformats.org/markup-compatibility/2006" xmlns:o="urn:schemas-microsoft-com:office:office" xmlns:r="http://schemas.openxmlformats.org/officeDocument/2006/relationships" xmlns:m="http://schemas.openxmlformats.org/officeDocument/2006/math" xmlns:v="urn:schemas-microsoft-com:vml" xmlns:wp14="http://schemas.microsoft.com/office/word/2010/wordprocessingDrawing" xmlns:wp="http://schemas.openxmlformats.org/drawingml/2006/wordprocessingDrawing" xmlns:w10="urn:schemas-microsoft-com:office:word" xmlns:w="http://schemas.openxmlformats.org/wordprocessingml/2006/main" xmlns:w14="http://schemas.microsoft.com/office/word/2010/wordml" xmlns:w15="http://schemas.microsoft.com/office/word/2012/wordml" xmlns:wpg="http://schemas.microsoft.com/office/word/2010/wordprocessingGroup" xmlns:wpi="http://schemas.microsoft.com/office/word/2010/wordprocessingInk" xmlns:wne="http://schemas.microsoft.com/office/word/2006/wordml" xmlns:wps="http://schemas.microsoft.com/office/word/2010/wordprocessingShape" mc:Ignorable="w14 w15 wp14">
   <w:abstractNum w:abstractNumId="1" w15:restartNumberingAfterBreak="0">
     <w:multiLevelType w:val="hybridMultilevel"/>
-    <w:lvl w:ilvl="0" w:tentative="1">
+    <w:lvl w:ilvl="0" w15:tentative="1">
       <w:start w:val="1"/>
       <w:numFmt w:val="bullet"/>
       <w:lvlText w:val="●"/>
@@ -4721,7 +4725,7 @@
         <w:ind w:left="720" w:hanging="360"/>
       </w:pPr>
     </w:lvl>
-    <w:lvl w:ilvl="1" w:tentative="1">
+    <w:lvl w:ilvl="1" w15:tentative="1">
       <w:start w:val="1"/>
       <w:numFmt w:val="bullet"/>
       <w:lvlText w:val="○"/>
@@ -4730,7 +4734,7 @@
         <w:ind w:left="1440" w:hanging="360"/>
       </w:pPr>
     </w:lvl>
-    <w:lvl w:ilvl="2" w:tentative="1">
+    <w:lvl w:ilvl="2" w15:tentative="1">
       <w:start w:val="1"/>
       <w:numFmt w:val="bullet"/>
       <w:lvlText w:val="■"/>
@@ -4739,7 +4743,7 @@
         <w:ind w:left="2160" w:hanging="360"/>
       </w:pPr>
     </w:lvl>
-    <w:lvl w:ilvl="3" w:tentative="1">
+    <w:lvl w:ilvl="3" w15:tentative="1">
       <w:start w:val="1"/>
       <w:numFmt w:val="bullet"/>
       <w:lvlText w:val="●"/>
@@ -4748,7 +4752,7 @@
         <w:ind w:left="2880" w:hanging="360"/>
       </w:pPr>
     </w:lvl>
-    <w:lvl w:ilvl="4" w:tentative="1">
+    <w:lvl w:ilvl="4" w15:tentative="1">
       <w:start w:val="1"/>
       <w:numFmt w:val="bullet"/>
       <w:lvlText w:val="○"/>
@@ -4757,7 +4761,7 @@
         <w:ind w:left="3600" w:hanging="360"/>
       </w:pPr>
     </w:lvl>
-    <w:lvl w:ilvl="5" w:tentative="1">
+    <w:lvl w:ilvl="5" w15:tentative="1">
       <w:start w:val="1"/>
       <w:numFmt w:val="bullet"/>
       <w:lvlText w:val="■"/>
@@ -4766,7 +4770,7 @@
         <w:ind w:left="4320" w:hanging="360"/>
       </w:pPr>
     </w:lvl>
-    <w:lvl w:ilvl="6" w:tentative="1">
+    <w:lvl w:ilvl="6" w15:tentative="1">
       <w:start w:val="1"/>
       <w:numFmt w:val="bullet"/>
       <w:lvlText w:val="●"/>
@@ -4775,7 +4779,7 @@
         <w:ind w:left="5040" w:hanging="360"/>
       </w:pPr>
     </w:lvl>
-    <w:lvl w:ilvl="7" w:tentative="1">
+    <w:lvl w:ilvl="7" w15:tentative="1">
       <w:start w:val="1"/>
       <w:numFmt w:val="bullet"/>
       <w:lvlText w:val="●"/>
@@ -4784,7 +4788,7 @@
         <w:ind w:left="5760" w:hanging="360"/>
       </w:pPr>
     </w:lvl>
-    <w:lvl w:ilvl="8" w:tentative="1">
+    <w:lvl w:ilvl="8" w15:tentative="1">
       <w:start w:val="1"/>
       <w:numFmt w:val="bullet"/>
       <w:lvlText w:val="●"/>
@@ -4815,10 +4819,6 @@
     </w:rPrDefault>
     <w:pPrDefault/>
   </w:docDefaults>
-  <w:style w:type="paragraph" w:styleId="Normal" w:default="1">
-    <w:name w:val="Normal"/>
-    <w:qFormat/>
-  </w:style>
   <w:style w:type="paragraph" w:styleId="Title">
     <w:name w:val="Title"/>
     <w:basedOn w:val="Normal"/>
@@ -4991,294 +4991,4 @@
     </w:rPr>
   </w:style>
 </w:styles>
-</file>
-
-<file path=word/theme/theme1.xml><?xml version="1.0" encoding="utf-8"?>
-<a:theme xmlns:a="http://schemas.openxmlformats.org/drawingml/2006/main" name="Office Theme">
-  <a:themeElements>
-    <a:clrScheme name="Office">
-      <a:dk1>
-        <a:sysClr val="windowText" lastClr="000000"/>
-      </a:dk1>
-      <a:lt1>
-        <a:sysClr val="window" lastClr="FFFFFF"/>
-      </a:lt1>
-      <a:dk2>
-        <a:srgbClr val="44546A"/>
-      </a:dk2>
-      <a:lt2>
-        <a:srgbClr val="E7E6E6"/>
-      </a:lt2>
-      <a:accent1>
-        <a:srgbClr val="4472C4"/>
-      </a:accent1>
-      <a:accent2>
-        <a:srgbClr val="ED7D31"/>
-      </a:accent2>
-      <a:accent3>
-        <a:srgbClr val="A5A5A5"/>
-      </a:accent3>
-      <a:accent4>
-        <a:srgbClr val="FFC000"/>
-      </a:accent4>
-      <a:accent5>
-        <a:srgbClr val="5B9BD5"/>
-      </a:accent5>
-      <a:accent6>
-        <a:srgbClr val="70AD47"/>
-      </a:accent6>
-      <a:hlink>
-        <a:srgbClr val="0563C1"/>
-      </a:hlink>
-      <a:folHlink>
-        <a:srgbClr val="954F72"/>
-      </a:folHlink>
-    </a:clrScheme>
-    <a:fontScheme name="Office">
-      <a:majorFont>
-        <a:latin typeface="Calibri Light" panose="020F0302020204030204"/>
-        <a:ea typeface=""/>
-        <a:cs typeface=""/>
-        <a:font script="Jpan" typeface="游ゴシック Light"/>
-        <a:font script="Hang" typeface="맑은 고딕"/>
-        <a:font script="Hans" typeface="等线 Light"/>
-        <a:font script="Hant" typeface="新細明體"/>
-        <a:font script="Arab" typeface="Times New Roman"/>
-        <a:font script="Hebr" typeface="Times New Roman"/>
-        <a:font script="Thai" typeface="Angsana New"/>
-        <a:font script="Ethi" typeface="Nyala"/>
-        <a:font script="Beng" typeface="Vrinda"/>
-        <a:font script="Gujr" typeface="Shruti"/>
-        <a:font script="Khmr" typeface="MoolBoran"/>
-        <a:font script="Knda" typeface="Tunga"/>
-        <a:font script="Guru" typeface="Raavi"/>
-        <a:font script="Cans" typeface="Euphemia"/>
-        <a:font script="Cher" typeface="Plantagenet Cherokee"/>
-        <a:font script="Yiii" typeface="Microsoft Yi Baiti"/>
-        <a:font script="Tibt" typeface="Microsoft Himalaya"/>
-        <a:font script="Thaa" typeface="MV Boli"/>
-        <a:font script="Deva" typeface="Mangal"/>
-        <a:font script="Telu" typeface="Gautami"/>
-        <a:font script="Taml" typeface="Latha"/>
-        <a:font script="Syrc" typeface="Estrangelo Edessa"/>
-        <a:font script="Orya" typeface="Kalinga"/>
-        <a:font script="Mlym" typeface="Kartika"/>
-        <a:font script="Laoo" typeface="DokChampa"/>
-        <a:font script="Sinh" typeface="Iskoola Pota"/>
-        <a:font script="Mong" typeface="Mongolian Baiti"/>
-        <a:font script="Viet" typeface="Times New Roman"/>
-        <a:font script="Uigh" typeface="Microsoft Uighur"/>
-        <a:font script="Geor" typeface="Sylfaen"/>
-        <a:font script="Armn" typeface="Arial"/>
-        <a:font script="Bugi" typeface="Leelawadee UI"/>
-        <a:font script="Bopo" typeface="Microsoft JhengHei"/>
-        <a:font script="Java" typeface="Javanese Text"/>
-        <a:font script="Lisu" typeface="Segoe UI"/>
-        <a:font script="Mymr" typeface="Myanmar Text"/>
-        <a:font script="Nkoo" typeface="Ebrima"/>
-        <a:font script="Olck" typeface="Nirmala UI"/>
-        <a:font script="Osma" typeface="Ebrima"/>
-        <a:font script="Phag" typeface="Phagspa"/>
-        <a:font script="Syrn" typeface="Estrangelo Edessa"/>
-        <a:font script="Syrj" typeface="Estrangelo Edessa"/>
-        <a:font script="Syre" typeface="Estrangelo Edessa"/>
-        <a:font script="Sora" typeface="Nirmala UI"/>
-        <a:font script="Tale" typeface="Microsoft Tai Le"/>
-        <a:font script="Talu" typeface="Microsoft New Tai Lue"/>
-        <a:font script="Tfng" typeface="Ebrima"/>
-      </a:majorFont>
-      <a:minorFont>
-        <a:latin typeface="Calibri" panose="020F0502020204030204"/>
-        <a:ea typeface=""/>
-        <a:cs typeface=""/>
-        <a:font script="Jpan" typeface="游明朝"/>
-        <a:font script="Hang" typeface="맑은 고딕"/>
-        <a:font script="Hans" typeface="等线"/>
-        <a:font script="Hant" typeface="新細明體"/>
-        <a:font script="Arab" typeface="Arial"/>
-        <a:font script="Hebr" typeface="Arial"/>
-        <a:font script="Thai" typeface="Cordia New"/>
-        <a:font script="Ethi" typeface="Nyala"/>
-        <a:font script="Beng" typeface="Vrinda"/>
-        <a:font script="Gujr" typeface="Shruti"/>
-        <a:font script="Khmr" typeface="DaunPenh"/>
-        <a:font script="Knda" typeface="Tunga"/>
-        <a:font script="Guru" typeface="Raavi"/>
-        <a:font script="Cans" typeface="Euphemia"/>
-        <a:font script="Cher" typeface="Plantagenet Cherokee"/>
-        <a:font script="Yiii" typeface="Microsoft Yi Baiti"/>
-        <a:font script="Tibt" typeface="Microsoft Himalaya"/>
-        <a:font script="Thaa" typeface="MV Boli"/>
-        <a:font script="Deva" typeface="Mangal"/>
-        <a:font script="Telu" typeface="Gautami"/>
-        <a:font script="Taml" typeface="Latha"/>
-        <a:font script="Syrc" typeface="Estrangelo Edessa"/>
-        <a:font script="Orya" typeface="Kalinga"/>
-        <a:font script="Mlym" typeface="Kartika"/>
-        <a:font script="Laoo" typeface="DokChampa"/>
-        <a:font script="Sinh" typeface="Iskoola Pota"/>
-        <a:font script="Mong" typeface="Mongolian Baiti"/>
-        <a:font script="Viet" typeface="Arial"/>
-        <a:font script="Uigh" typeface="Microsoft Uighur"/>
-        <a:font script="Geor" typeface="Sylfaen"/>
-        <a:font script="Armn" typeface="Arial"/>
-        <a:font script="Bugi" typeface="Leelawadee UI"/>
-        <a:font script="Bopo" typeface="Microsoft JhengHei"/>
-        <a:font script="Java" typeface="Javanese Text"/>
-        <a:font script="Lisu" typeface="Segoe UI"/>
-        <a:font script="Mymr" typeface="Myanmar Text"/>
-        <a:font script="Nkoo" typeface="Ebrima"/>
-        <a:font script="Olck" typeface="Nirmala UI"/>
-        <a:font script="Osma" typeface="Ebrima"/>
-        <a:font script="Phag" typeface="Phagspa"/>
-        <a:font script="Syrn" typeface="Estrangelo Edessa"/>
-        <a:font script="Syrj" typeface="Estrangelo Edessa"/>
-        <a:font script="Syre" typeface="Estrangelo Edessa"/>
-        <a:font script="Sora" typeface="Nirmala UI"/>
-        <a:font script="Tale" typeface="Microsoft Tai Le"/>
-        <a:font script="Talu" typeface="Microsoft New Tai Lue"/>
-        <a:font script="Tfng" typeface="Ebrima"/>
-      </a:minorFont>
-    </a:fontScheme>
-    <a:fmtScheme name="Office">
-      <a:fillStyleLst>
-        <a:solidFill>
-          <a:schemeClr val="phClr"/>
-        </a:solidFill>
-        <a:gradFill rotWithShape="true">
-          <a:gsLst>
-            <a:gs pos="0">
-              <a:schemeClr val="phClr">
-                <a:lumMod val="110000"/>
-                <a:satMod val="105000"/>
-                <a:tint val="67000"/>
-              </a:schemeClr>
-            </a:gs>
-            <a:gs pos="50000">
-              <a:schemeClr val="phClr">
-                <a:lumMod val="105000"/>
-                <a:satMod val="103000"/>
-                <a:tint val="73000"/>
-              </a:schemeClr>
-            </a:gs>
-            <a:gs pos="100000">
-              <a:schemeClr val="phClr">
-                <a:lumMod val="105000"/>
-                <a:satMod val="109000"/>
-                <a:tint val="81000"/>
-              </a:schemeClr>
-            </a:gs>
-          </a:gsLst>
-          <a:lin ang="5400000" scaled="false"/>
-        </a:gradFill>
-        <a:gradFill rotWithShape="true">
-          <a:gsLst>
-            <a:gs pos="0">
-              <a:schemeClr val="phClr">
-                <a:satMod val="103000"/>
-                <a:lumMod val="102000"/>
-                <a:tint val="94000"/>
-              </a:schemeClr>
-            </a:gs>
-            <a:gs pos="50000">
-              <a:schemeClr val="phClr">
-                <a:satMod val="110000"/>
-                <a:lumMod val="100000"/>
-                <a:shade val="100000"/>
-              </a:schemeClr>
-            </a:gs>
-            <a:gs pos="100000">
-              <a:schemeClr val="phClr">
-                <a:lumMod val="99000"/>
-                <a:satMod val="120000"/>
-                <a:shade val="78000"/>
-              </a:schemeClr>
-            </a:gs>
-          </a:gsLst>
-          <a:lin ang="5400000" scaled="false"/>
-        </a:gradFill>
-      </a:fillStyleLst>
-      <a:lnStyleLst>
-        <a:ln w="6350" cap="flat" cmpd="sng" algn="ctr">
-          <a:solidFill>
-            <a:schemeClr val="phClr"/>
-          </a:solidFill>
-          <a:prstDash val="solid"/>
-          <a:miter lim="800000"/>
-        </a:ln>
-        <a:ln w="12700" cap="flat" cmpd="sng" algn="ctr">
-          <a:solidFill>
-            <a:schemeClr val="phClr"/>
-          </a:solidFill>
-          <a:prstDash val="solid"/>
-          <a:miter lim="800000"/>
-        </a:ln>
-        <a:ln w="19050" cap="flat" cmpd="sng" algn="ctr">
-          <a:solidFill>
-            <a:schemeClr val="phClr"/>
-          </a:solidFill>
-          <a:prstDash val="solid"/>
-          <a:miter lim="800000"/>
-        </a:ln>
-      </a:lnStyleLst>
-      <a:effectStyleLst>
-        <a:effectStyle>
-          <a:effectLst/>
-        </a:effectStyle>
-        <a:effectStyle>
-          <a:effectLst/>
-        </a:effectStyle>
-        <a:effectStyle>
-          <a:effectLst>
-            <a:outerShdw blurRad="57150" dist="19050" dir="5400000" algn="ctr" rotWithShape="false">
-              <a:srgbClr val="000000">
-                <a:alpha val="63000"/>
-              </a:srgbClr>
-            </a:outerShdw>
-          </a:effectLst>
-        </a:effectStyle>
-      </a:effectStyleLst>
-      <a:bgFillStyleLst>
-        <a:solidFill>
-          <a:schemeClr val="phClr"/>
-        </a:solidFill>
-        <a:solidFill>
-          <a:schemeClr val="phClr">
-            <a:tint val="95000"/>
-            <a:satMod val="170000"/>
-          </a:schemeClr>
-        </a:solidFill>
-        <a:gradFill rotWithShape="true">
-          <a:gsLst>
-            <a:gs pos="0">
-              <a:schemeClr val="phClr">
-                <a:tint val="93000"/>
-                <a:satMod val="150000"/>
-                <a:shade val="98000"/>
-                <a:lumMod val="102000"/>
-              </a:schemeClr>
-            </a:gs>
-            <a:gs pos="50000">
-              <a:schemeClr val="phClr">
-                <a:tint val="98000"/>
-                <a:satMod val="130000"/>
-                <a:shade val="90000"/>
-                <a:lumMod val="103000"/>
-              </a:schemeClr>
-            </a:gs>
-            <a:gs pos="100000">
-              <a:schemeClr val="phClr">
-                <a:shade val="63000"/>
-                <a:satMod val="120000"/>
-              </a:schemeClr>
-            </a:gs>
-          </a:gsLst>
-          <a:lin ang="5400000" scaled="false"/>
-        </a:gradFill>
-      </a:bgFillStyleLst>
-    </a:fmtScheme>
-  </a:themeElements>
-  <a:objectDefaults/>
-  <a:extraClrSchemeLst/>
-</a:theme>
 </file>
--- a/vektoripaja/downloads/nayttosuunnitelma.docx
+++ b/vektoripaja/downloads/nayttosuunnitelma.docx
@@ -26,7 +26,7 @@
           <w:sz w:val="23"/>
           <w:szCs w:val="23"/>
         </w:rPr>
-        <w:t xml:space="preserve">Vektoripaja · Low-poly 3D-mallinnin Windows-työpöytäsovelluksena (Python): Inkscapen SVG → 3D-malli → .obj. Tekoälyavusteinen työtapa: Copilot suunnittelee, GitHub Copilot toteuttaa. · Vk 40/2026–vk 9/2027 · syysloma vk 42 · joululoma 18.12.–10.1. · talviloma vk 8, luovutus pe 5.3.2027</w:t>
+        <w:t xml:space="preserve">Vektoripaja · Low-poly 3D-mallinnin Windows-työpöytäsovelluksena (Python): Inkscapen SVG → 3D-malli → .obj. Tekoälyavusteinen työtapa: Microsoft 365 Copilot suunnittelee ja auttaa Tiedosto-kaistalla. GitHub Copilot avustaa VS Codessa. · Vk 40/2026–vk 9/2027 · syysloma vk 42 · joululoma 18.12.–10.1. · talviloma vk 8, luovutus pe 5.3.2027</w:t>
       </w:r>
     </w:p>
     <w:p>
@@ -89,7 +89,7 @@
           <w:sz w:val="21"/>
           <w:szCs w:val="21"/>
         </w:rPr>
-        <w:t xml:space="preserve">Tekninen ympäristö: Python 3.13, PySide6 (Qt), PyVista ja pyvistaqt (VTK), trimesh ja numpy, svgelements, testit pytestillä. Julkaisu: GitHub Actions (windows-latest) tekee versiotagista PyInstallerilla Windows-version (onedir), ajaa pytestin ja valmiille .exe:lle itsetestin (--itsetesti) ja lisää zipin GitHubin releaseen. Valmis versio toimii ilman Pythonia. macOS-versiota ei tehdä. Opiskelija saa julkaisun, itsetestin ja kirjastolistan tiedostot viikon 41 pohjana (pohjat/vektoripaja-pohja.zip). Saavutettavuus mitataan Accessibility Insights for Windowsilla (FastPass), näppäimistötestillä ja Windowsin Lukijalla. Tekoälytyökalut: Microsoft 365 Copilot (BC, suunnittelu ja pilkkominen) ja GitHub Copilot (Student, toteutus VS Codessa). GitHub Copilotin budjetti on 200 krediittiä kuukaudessa.</w:t>
+        <w:t xml:space="preserve">Tekninen ympäristö: Python 3.13, PySide6 (Qt), PyVista ja pyvistaqt (VTK), trimesh ja numpy, svgelements, testit pytestillä. Julkaisu: GitHub Actions (windows-latest) tekee versiotagista PyInstallerilla Windows-version (onedir), ajaa pytestin ja valmiille .exe:lle itsetestin (--itsetesti) ja lisää zipin GitHubin releaseen. Valmis versio toimii ilman Pythonia. macOS-versiota ei tehdä. Opiskelija saa julkaisun, itsetestin ja kirjastolistan tiedostot viikon 41 pohjana (pohjat/vektoripaja-pohja.zip). Saavutettavuus mitataan Accessibility Insights for Windowsilla (FastPass), näppäimistötestillä ja Windowsin Lukijalla. Tekoälytyökalut: Microsoft 365 Copilot (BC, suunnittelu, pilkkominen ja Tiedosto-kaistan toteutus) ja GitHub Copilot (Student, toteutus VS Codessa). GitHub Copilotin budjetti on 200 krediittiä kuukaudessa.</w:t>
       </w:r>
     </w:p>
     <w:p>
@@ -115,7 +115,7 @@
           <w:sz w:val="21"/>
           <w:szCs w:val="21"/>
         </w:rPr>
-        <w:t xml:space="preserve">Pakollinen ydin (P0, ennen joulua): SVG-tuonti · layerit ja ryhmät solmupuuksi · revolve 3–32 segmenttiä · inflate 3–8 sivua · valinta, siirto, kierto ja skaalaus, lapset seuraavat, pivot keskipisteessä ja prosentteina · orbit, suorat näkymät orientaatiowidgetistä ja view lock -painike · .obj-vienti osat erillisinä · tallennus ja avaus JSONina. Tärkeä jatko (P1): Päivitä SVG, kulmasnappaus, pieni esikatseluikkuna (PiP), kierron kohderajaukset, oma teema ja isot kahvat, ortografinen näkymä, view lockin pikanäppäin.</w:t>
+        <w:t xml:space="preserve">Pakollinen ydin (P0, ennen joulua): SVG-tuonti · layerit ja ryhmät solmupuuksi · revolve 3–32 segmenttiä · inflate 3–8 sivua · valinta, siirto, kierto ja skaalaus, lapset seuraavat, pivot keskipisteessä ja prosentteina · orbit, suorat näkymät orientaatiowidgetistä ja view lock -painike · .obj-vienti osat erillisinä · tallennus ja avaus (JSON on ehdotus, valinta perustellaan viikolla 50). Tärkeä jatko (P1): Päivitä SVG, kulmasnappaus, pieni esikatseluikkuna (PiP), kierron kohderajaukset, oma teema ja isot kahvat, ortografinen näkymä, view lockin pikanäppäin.</w:t>
       </w:r>
     </w:p>
     <w:p>
@@ -596,7 +596,7 @@
                 <w:sz w:val="19"/>
                 <w:szCs w:val="19"/>
               </w:rPr>
-              <w:t xml:space="preserve">Versiot, julkinen repository noreply-sähköpostilla, ohjaaja Collaboratorina, kolme pohjatiedostoa, mvp.md omin sanoin, kysymyslista lähetetty, agenttipyynnön hinta kirjattu.</w:t>
+              <w:t xml:space="preserve">Versiot, julkinen repository noreply-sähköpostilla, ohjaaja Collaboratorina, kolme pohjatiedostoa, suunnitelma.md omin sanoin, kysymyslista lähetetty, agenttipyynnön hinta kirjattu.</w:t>
             </w:r>
           </w:p>
         </w:tc>
@@ -2893,7 +2893,7 @@
                 <w:sz w:val="19"/>
                 <w:szCs w:val="19"/>
               </w:rPr>
-              <w:t xml:space="preserve">Tallennustapojen vertailu oman suunnitelman kriteereillä ja oman mallin JSON-koko</w:t>
+              <w:t xml:space="preserve">Tallennustapojen vertailu oman suunnitelman kriteereillä ja oman mallin tallennustiedoston koko</w:t>
             </w:r>
           </w:p>
         </w:tc>
@@ -4296,7 +4296,7 @@
           <w:sz w:val="20"/>
           <w:szCs w:val="20"/>
         </w:rPr>
-        <w:t xml:space="preserve">project-docs/suunnitelma.md, mvp.md, kysymykset.md, projektipaivakirja.md ja AI-loki. Päiväkirjasta commit joka viikolta.</w:t>
+        <w:t xml:space="preserve">project-docs/suunnitelma.md, kysymykset.md, projektipaivakirja.md ja AI-loki. Päiväkirjasta commit joka viikolta.</w:t>
       </w:r>
     </w:p>
     <w:p>

--- a/vektoripaja/downloads/nayttosuunnitelma.docx
+++ b/vektoripaja/downloads/nayttosuunnitelma.docx
@@ -4,7 +4,7 @@
   <w:body>
     <w:p>
       <w:pPr>
-        <w:spacing w:after="100" w:before="200"/>
+        <w:spacing w:before="200" w:after="100"/>
       </w:pPr>
       <w:r>
         <w:rPr>
@@ -45,7 +45,7 @@
     <w:p>
       <w:pPr>
         <w:pStyle w:val="Heading1"/>
-        <w:spacing w:after="160" w:before="320"/>
+        <w:spacing w:before="320" w:after="160"/>
       </w:pPr>
       <w:r>
         <w:rPr>
@@ -121,7 +121,7 @@
     <w:p>
       <w:pPr>
         <w:pStyle w:val="Heading1"/>
-        <w:spacing w:after="160" w:before="320"/>
+        <w:spacing w:before="320" w:after="160"/>
       </w:pPr>
       <w:r>
         <w:rPr>
@@ -407,7 +407,7 @@
     <w:p>
       <w:pPr>
         <w:pStyle w:val="Heading1"/>
-        <w:spacing w:after="160" w:before="320"/>
+        <w:spacing w:before="320" w:after="160"/>
       </w:pPr>
       <w:r>
         <w:rPr>
@@ -1320,7 +1320,7 @@
     <w:p>
       <w:pPr>
         <w:pStyle w:val="Heading1"/>
-        <w:spacing w:after="160" w:before="320"/>
+        <w:spacing w:before="320" w:after="160"/>
       </w:pPr>
       <w:r>
         <w:rPr>
@@ -1346,7 +1346,7 @@
     <w:p>
       <w:pPr>
         <w:pStyle w:val="Heading2"/>
-        <w:spacing w:after="120" w:before="260"/>
+        <w:spacing w:before="260" w:after="120"/>
       </w:pPr>
       <w:r>
         <w:rPr>
@@ -2197,13 +2197,12 @@
           <w:sz w:val="21"/>
           <w:szCs w:val="21"/>
         </w:rPr>
-        <w:t xml:space="preserve"/>
       </w:r>
     </w:p>
     <w:p>
       <w:pPr>
         <w:pStyle w:val="Heading2"/>
-        <w:spacing w:after="120" w:before="260"/>
+        <w:spacing w:before="260" w:after="120"/>
       </w:pPr>
       <w:r>
         <w:rPr>
@@ -3346,13 +3345,12 @@
           <w:sz w:val="21"/>
           <w:szCs w:val="21"/>
         </w:rPr>
-        <w:t xml:space="preserve"/>
       </w:r>
     </w:p>
     <w:p>
       <w:pPr>
         <w:pStyle w:val="Heading2"/>
-        <w:spacing w:after="120" w:before="260"/>
+        <w:spacing w:before="260" w:after="120"/>
       </w:pPr>
       <w:r>
         <w:rPr>
@@ -3984,7 +3982,6 @@
           <w:sz w:val="21"/>
           <w:szCs w:val="21"/>
         </w:rPr>
-        <w:t xml:space="preserve"/>
       </w:r>
     </w:p>
     <w:p>
@@ -3995,7 +3992,7 @@
     <w:p>
       <w:pPr>
         <w:pStyle w:val="Heading1"/>
-        <w:spacing w:after="160" w:before="320"/>
+        <w:spacing w:before="320" w:after="160"/>
       </w:pPr>
       <w:r>
         <w:rPr>
@@ -4157,7 +4154,7 @@
     <w:p>
       <w:pPr>
         <w:pStyle w:val="Heading1"/>
-        <w:spacing w:after="160" w:before="320"/>
+        <w:spacing w:before="320" w:after="160"/>
       </w:pPr>
       <w:r>
         <w:rPr>
@@ -4207,7 +4204,7 @@
     <w:p>
       <w:pPr>
         <w:pStyle w:val="Heading1"/>
-        <w:spacing w:after="160" w:before="320"/>
+        <w:spacing w:before="320" w:after="160"/>
       </w:pPr>
       <w:r>
         <w:rPr>
@@ -4397,7 +4394,7 @@
     <w:p>
       <w:pPr>
         <w:pStyle w:val="Heading1"/>
-        <w:spacing w:after="160" w:before="320"/>
+        <w:spacing w:before="320" w:after="160"/>
       </w:pPr>
       <w:r>
         <w:rPr>
@@ -4636,43 +4633,6 @@
 
 <file path=word/comments.xml><?xml version="1.0" encoding="utf-8"?>
 <w:comments xmlns:cx="http://schemas.microsoft.com/office/drawing/2014/chartex" xmlns:cx1="http://schemas.microsoft.com/office/drawing/2015/9/8/chartex" xmlns:cx2="http://schemas.microsoft.com/office/drawing/2015/10/21/chartex" xmlns:cx3="http://schemas.microsoft.com/office/drawing/2016/5/9/chartex" xmlns:cx4="http://schemas.microsoft.com/office/drawing/2016/5/10/chartex" xmlns:cx5="http://schemas.microsoft.com/office/drawing/2016/5/11/chartex" xmlns:cx6="http://schemas.microsoft.com/office/drawing/2016/5/12/chartex" xmlns:cx7="http://schemas.microsoft.com/office/drawing/2016/5/13/chartex" xmlns:cx8="http://schemas.microsoft.com/office/drawing/2016/5/14/chartex" xmlns:mc="http://schemas.openxmlformats.org/markup-compatibility/2006" xmlns:aink="http://schemas.microsoft.com/office/drawing/2016/ink" xmlns:am3d="http://schemas.microsoft.com/office/drawing/2017/model3d" xmlns:o="urn:schemas-microsoft-com:office:office" xmlns:r="http://schemas.openxmlformats.org/officeDocument/2006/relationships" xmlns:m="http://schemas.openxmlformats.org/officeDocument/2006/math" xmlns:v="urn:schemas-microsoft-com:vml" xmlns:wp14="http://schemas.microsoft.com/office/word/2010/wordprocessingDrawing" xmlns:wp="http://schemas.openxmlformats.org/drawingml/2006/wordprocessingDrawing" xmlns:w10="urn:schemas-microsoft-com:office:word" xmlns:w="http://schemas.openxmlformats.org/wordprocessingml/2006/main" xmlns:w14="http://schemas.microsoft.com/office/word/2010/wordml" xmlns:w15="http://schemas.microsoft.com/office/word/2012/wordml" xmlns:w16cex="http://schemas.microsoft.com/office/word/2018/wordml/cex" xmlns:w16cid="http://schemas.microsoft.com/office/word/2016/wordml/cid" xmlns:w16="http://schemas.microsoft.com/office/word/2018/wordml" xmlns:w16sdtdh="http://schemas.microsoft.com/office/word/2020/wordml/sdtdatahash" xmlns:w16se="http://schemas.microsoft.com/office/word/2015/wordml/symex" xmlns:wpg="http://schemas.microsoft.com/office/word/2010/wordprocessingGroup" xmlns:wpi="http://schemas.microsoft.com/office/word/2010/wordprocessingInk" xmlns:wne="http://schemas.microsoft.com/office/word/2006/wordml" xmlns:wps="http://schemas.microsoft.com/office/word/2010/wordprocessingShape"/>
-</file>
-
-<file path=word/endnotes.xml><?xml version="1.0" encoding="utf-8"?>
-<w:endnotes xmlns:wpc="http://schemas.microsoft.com/office/word/2010/wordprocessingCanvas" xmlns:mc="http://schemas.openxmlformats.org/markup-compatibility/2006" xmlns:o="urn:schemas-microsoft-com:office:office" xmlns:r="http://schemas.openxmlformats.org/officeDocument/2006/relationships" xmlns:m="http://schemas.openxmlformats.org/officeDocument/2006/math" xmlns:v="urn:schemas-microsoft-com:vml" xmlns:wp14="http://schemas.microsoft.com/office/word/2010/wordprocessingDrawing" xmlns:wp="http://schemas.openxmlformats.org/drawingml/2006/wordprocessingDrawing" xmlns:w10="urn:schemas-microsoft-com:office:word" xmlns:w="http://schemas.openxmlformats.org/wordprocessingml/2006/main" xmlns:w14="http://schemas.microsoft.com/office/word/2010/wordml" xmlns:w15="http://schemas.microsoft.com/office/word/2012/wordml" xmlns:wpg="http://schemas.microsoft.com/office/word/2010/wordprocessingGroup" xmlns:wpi="http://schemas.microsoft.com/office/word/2010/wordprocessingInk" xmlns:wne="http://schemas.microsoft.com/office/word/2006/wordml" xmlns:wps="http://schemas.microsoft.com/office/word/2010/wordprocessingShape" mc:Ignorable="w14 w15 wp14">
-  <w:endnote w:type="separator" w:id="-1">
-    <w:p>
-      <w:pPr>
-        <w:spacing w:after="0" w:line="240" w:lineRule="auto"/>
-      </w:pPr>
-      <w:r>
-        <w:rPr>
-          <w:rStyle w:val="EndnoteReference"/>
-        </w:rPr>
-        <w:endnoteRef/>
-      </w:r>
-      <w:r>
-        <w:separator/>
-      </w:r>
-    </w:p>
-  </w:endnote>
-  <w:endnote w:type="continuationSeparator" w:id="0">
-    <w:p>
-      <w:pPr>
-        <w:spacing w:after="0" w:line="240" w:lineRule="auto"/>
-      </w:pPr>
-      <w:r>
-        <w:rPr>
-          <w:rStyle w:val="EndnoteReference"/>
-        </w:rPr>
-        <w:endnoteRef/>
-      </w:r>
-      <w:r>
-        <w:continuationSeparator/>
-      </w:r>
-    </w:p>
-  </w:endnote>
-</w:endnotes>
 </file>
 
 <file path=word/footnotes.xml><?xml version="1.0" encoding="utf-8"?>
@@ -4812,9 +4772,9 @@
   <w:docDefaults>
     <w:rPrDefault>
       <w:rPr>
-        <w:rFonts w:ascii="Calibri" w:cs="Calibri" w:eastAsia="Calibri" w:hAnsi="Calibri"/>
         <w:sz w:val="21"/>
         <w:szCs w:val="21"/>
+        <w:rFonts w:ascii="Calibri" w:cs="Calibri" w:eastAsia="Calibri" w:hAnsi="Calibri"/>
       </w:rPr>
     </w:rPrDefault>
     <w:pPrDefault/>
@@ -4912,8 +4872,8 @@
     <w:uiPriority w:val="99"/>
     <w:unhideWhenUsed/>
     <w:rPr>
+      <w:u w:val="single"/>
       <w:color w:val="0563C1"/>
-      <w:u w:val="single"/>
     </w:rPr>
   </w:style>
   <w:style w:type="character" w:styleId="FootnoteReference">
@@ -4953,42 +4913,5 @@
       <w:szCs w:val="20"/>
     </w:rPr>
   </w:style>
-  <w:style w:type="character" w:styleId="EndnoteReference">
-    <w:name w:val="endnote reference"/>
-    <w:basedOn w:val="DefaultParagraphFont"/>
-    <w:uiPriority w:val="99"/>
-    <w:semiHidden/>
-    <w:unhideWhenUsed/>
-    <w:rPr>
-      <w:vertAlign w:val="superscript"/>
-    </w:rPr>
-  </w:style>
-  <w:style w:type="paragraph" w:styleId="EndnoteText">
-    <w:name w:val="endnote text"/>
-    <w:basedOn w:val="Normal"/>
-    <w:link w:val="EndnoteTextChar"/>
-    <w:uiPriority w:val="99"/>
-    <w:semiHidden/>
-    <w:unhideWhenUsed/>
-    <w:pPr>
-      <w:spacing w:after="0" w:line="240" w:lineRule="auto"/>
-    </w:pPr>
-    <w:rPr>
-      <w:sz w:val="20"/>
-      <w:szCs w:val="20"/>
-    </w:rPr>
-  </w:style>
-  <w:style w:type="character" w:styleId="EndnoteTextChar">
-    <w:name w:val="Endnote Text Char"/>
-    <w:basedOn w:val="DefaultParagraphFont"/>
-    <w:link w:val="EndnoteText"/>
-    <w:uiPriority w:val="99"/>
-    <w:semiHidden/>
-    <w:unhideWhenUsed/>
-    <w:rPr>
-      <w:sz w:val="20"/>
-      <w:szCs w:val="20"/>
-    </w:rPr>
-  </w:style>
 </w:styles>
 </file>
--- a/vektoripaja/downloads/nayttosuunnitelma.docx
+++ b/vektoripaja/downloads/nayttosuunnitelma.docx
@@ -4,7 +4,7 @@
   <w:body>
     <w:p>
       <w:pPr>
-        <w:spacing w:before="200" w:after="100"/>
+        <w:spacing w:after="100" w:before="200"/>
       </w:pPr>
       <w:r>
         <w:rPr>
@@ -45,7 +45,7 @@
     <w:p>
       <w:pPr>
         <w:pStyle w:val="Heading1"/>
-        <w:spacing w:before="320" w:after="160"/>
+        <w:spacing w:after="160" w:before="320"/>
       </w:pPr>
       <w:r>
         <w:rPr>
@@ -121,7 +121,7 @@
     <w:p>
       <w:pPr>
         <w:pStyle w:val="Heading1"/>
-        <w:spacing w:before="320" w:after="160"/>
+        <w:spacing w:after="160" w:before="320"/>
       </w:pPr>
       <w:r>
         <w:rPr>
@@ -407,7 +407,7 @@
     <w:p>
       <w:pPr>
         <w:pStyle w:val="Heading1"/>
-        <w:spacing w:before="320" w:after="160"/>
+        <w:spacing w:after="160" w:before="320"/>
       </w:pPr>
       <w:r>
         <w:rPr>
@@ -1320,7 +1320,7 @@
     <w:p>
       <w:pPr>
         <w:pStyle w:val="Heading1"/>
-        <w:spacing w:before="320" w:after="160"/>
+        <w:spacing w:after="160" w:before="320"/>
       </w:pPr>
       <w:r>
         <w:rPr>
@@ -1346,7 +1346,7 @@
     <w:p>
       <w:pPr>
         <w:pStyle w:val="Heading2"/>
-        <w:spacing w:before="260" w:after="120"/>
+        <w:spacing w:after="120" w:before="260"/>
       </w:pPr>
       <w:r>
         <w:rPr>
@@ -2197,12 +2197,13 @@
           <w:sz w:val="21"/>
           <w:szCs w:val="21"/>
         </w:rPr>
+        <w:t xml:space="preserve"/>
       </w:r>
     </w:p>
     <w:p>
       <w:pPr>
         <w:pStyle w:val="Heading2"/>
-        <w:spacing w:before="260" w:after="120"/>
+        <w:spacing w:after="120" w:before="260"/>
       </w:pPr>
       <w:r>
         <w:rPr>
@@ -3345,12 +3346,13 @@
           <w:sz w:val="21"/>
           <w:szCs w:val="21"/>
         </w:rPr>
+        <w:t xml:space="preserve"/>
       </w:r>
     </w:p>
     <w:p>
       <w:pPr>
         <w:pStyle w:val="Heading2"/>
-        <w:spacing w:before="260" w:after="120"/>
+        <w:spacing w:after="120" w:before="260"/>
       </w:pPr>
       <w:r>
         <w:rPr>
@@ -3982,6 +3984,7 @@
           <w:sz w:val="21"/>
           <w:szCs w:val="21"/>
         </w:rPr>
+        <w:t xml:space="preserve"/>
       </w:r>
     </w:p>
     <w:p>
@@ -3992,7 +3995,7 @@
     <w:p>
       <w:pPr>
         <w:pStyle w:val="Heading1"/>
-        <w:spacing w:before="320" w:after="160"/>
+        <w:spacing w:after="160" w:before="320"/>
       </w:pPr>
       <w:r>
         <w:rPr>
@@ -4154,7 +4157,7 @@
     <w:p>
       <w:pPr>
         <w:pStyle w:val="Heading1"/>
-        <w:spacing w:before="320" w:after="160"/>
+        <w:spacing w:after="160" w:before="320"/>
       </w:pPr>
       <w:r>
         <w:rPr>
@@ -4204,7 +4207,7 @@
     <w:p>
       <w:pPr>
         <w:pStyle w:val="Heading1"/>
-        <w:spacing w:before="320" w:after="160"/>
+        <w:spacing w:after="160" w:before="320"/>
       </w:pPr>
       <w:r>
         <w:rPr>
@@ -4293,7 +4296,7 @@
           <w:sz w:val="20"/>
           <w:szCs w:val="20"/>
         </w:rPr>
-        <w:t xml:space="preserve">project-docs/suunnitelma.md, kysymykset.md, projektipaivakirja.md ja AI-loki. Päiväkirjasta commit joka viikolta.</w:t>
+        <w:t xml:space="preserve">project-docs/suunnitelma.md, kysymykset.md, projektipaivakirja.md ja ai-loki.md. Päiväkirjasta commit joka viikolta.</w:t>
       </w:r>
     </w:p>
     <w:p>
@@ -4394,7 +4397,7 @@
     <w:p>
       <w:pPr>
         <w:pStyle w:val="Heading1"/>
-        <w:spacing w:before="320" w:after="160"/>
+        <w:spacing w:after="160" w:before="320"/>
       </w:pPr>
       <w:r>
         <w:rPr>
@@ -4631,8 +4634,41 @@
 </w:document>
 </file>
 
-<file path=word/comments.xml><?xml version="1.0" encoding="utf-8"?>
-<w:comments xmlns:cx="http://schemas.microsoft.com/office/drawing/2014/chartex" xmlns:cx1="http://schemas.microsoft.com/office/drawing/2015/9/8/chartex" xmlns:cx2="http://schemas.microsoft.com/office/drawing/2015/10/21/chartex" xmlns:cx3="http://schemas.microsoft.com/office/drawing/2016/5/9/chartex" xmlns:cx4="http://schemas.microsoft.com/office/drawing/2016/5/10/chartex" xmlns:cx5="http://schemas.microsoft.com/office/drawing/2016/5/11/chartex" xmlns:cx6="http://schemas.microsoft.com/office/drawing/2016/5/12/chartex" xmlns:cx7="http://schemas.microsoft.com/office/drawing/2016/5/13/chartex" xmlns:cx8="http://schemas.microsoft.com/office/drawing/2016/5/14/chartex" xmlns:mc="http://schemas.openxmlformats.org/markup-compatibility/2006" xmlns:aink="http://schemas.microsoft.com/office/drawing/2016/ink" xmlns:am3d="http://schemas.microsoft.com/office/drawing/2017/model3d" xmlns:o="urn:schemas-microsoft-com:office:office" xmlns:r="http://schemas.openxmlformats.org/officeDocument/2006/relationships" xmlns:m="http://schemas.openxmlformats.org/officeDocument/2006/math" xmlns:v="urn:schemas-microsoft-com:vml" xmlns:wp14="http://schemas.microsoft.com/office/word/2010/wordprocessingDrawing" xmlns:wp="http://schemas.openxmlformats.org/drawingml/2006/wordprocessingDrawing" xmlns:w10="urn:schemas-microsoft-com:office:word" xmlns:w="http://schemas.openxmlformats.org/wordprocessingml/2006/main" xmlns:w14="http://schemas.microsoft.com/office/word/2010/wordml" xmlns:w15="http://schemas.microsoft.com/office/word/2012/wordml" xmlns:w16cex="http://schemas.microsoft.com/office/word/2018/wordml/cex" xmlns:w16cid="http://schemas.microsoft.com/office/word/2016/wordml/cid" xmlns:w16="http://schemas.microsoft.com/office/word/2018/wordml" xmlns:w16sdtdh="http://schemas.microsoft.com/office/word/2020/wordml/sdtdatahash" xmlns:w16se="http://schemas.microsoft.com/office/word/2015/wordml/symex" xmlns:wpg="http://schemas.microsoft.com/office/word/2010/wordprocessingGroup" xmlns:wpi="http://schemas.microsoft.com/office/word/2010/wordprocessingInk" xmlns:wne="http://schemas.microsoft.com/office/word/2006/wordml" xmlns:wps="http://schemas.microsoft.com/office/word/2010/wordprocessingShape"/>
+<file path=word/endnotes.xml><?xml version="1.0" encoding="utf-8"?>
+<w:endnotes xmlns:wpc="http://schemas.microsoft.com/office/word/2010/wordprocessingCanvas" xmlns:mc="http://schemas.openxmlformats.org/markup-compatibility/2006" xmlns:o="urn:schemas-microsoft-com:office:office" xmlns:r="http://schemas.openxmlformats.org/officeDocument/2006/relationships" xmlns:m="http://schemas.openxmlformats.org/officeDocument/2006/math" xmlns:v="urn:schemas-microsoft-com:vml" xmlns:wp14="http://schemas.microsoft.com/office/word/2010/wordprocessingDrawing" xmlns:wp="http://schemas.openxmlformats.org/drawingml/2006/wordprocessingDrawing" xmlns:w10="urn:schemas-microsoft-com:office:word" xmlns:w="http://schemas.openxmlformats.org/wordprocessingml/2006/main" xmlns:w14="http://schemas.microsoft.com/office/word/2010/wordml" xmlns:w15="http://schemas.microsoft.com/office/word/2012/wordml" xmlns:wpg="http://schemas.microsoft.com/office/word/2010/wordprocessingGroup" xmlns:wpi="http://schemas.microsoft.com/office/word/2010/wordprocessingInk" xmlns:wne="http://schemas.microsoft.com/office/word/2006/wordml" xmlns:wps="http://schemas.microsoft.com/office/word/2010/wordprocessingShape" mc:Ignorable="w14 w15 wp14">
+  <w:endnote w:type="separator" w:id="-1">
+    <w:p>
+      <w:pPr>
+        <w:spacing w:after="0" w:line="240" w:lineRule="auto"/>
+      </w:pPr>
+      <w:r>
+        <w:rPr>
+          <w:rStyle w:val="EndnoteReference"/>
+        </w:rPr>
+        <w:endnoteRef/>
+      </w:r>
+      <w:r>
+        <w:separator/>
+      </w:r>
+    </w:p>
+  </w:endnote>
+  <w:endnote w:type="continuationSeparator" w:id="0">
+    <w:p>
+      <w:pPr>
+        <w:spacing w:after="0" w:line="240" w:lineRule="auto"/>
+      </w:pPr>
+      <w:r>
+        <w:rPr>
+          <w:rStyle w:val="EndnoteReference"/>
+        </w:rPr>
+        <w:endnoteRef/>
+      </w:r>
+      <w:r>
+        <w:continuationSeparator/>
+      </w:r>
+    </w:p>
+  </w:endnote>
+</w:endnotes>
 </file>
 
 <file path=word/footnotes.xml><?xml version="1.0" encoding="utf-8"?>
@@ -4676,7 +4712,7 @@
 <w:numbering xmlns:wpc="http://schemas.microsoft.com/office/word/2010/wordprocessingCanvas" xmlns:mc="http://schemas.openxmlformats.org/markup-compatibility/2006" xmlns:o="urn:schemas-microsoft-com:office:office" xmlns:r="http://schemas.openxmlformats.org/officeDocument/2006/relationships" xmlns:m="http://schemas.openxmlformats.org/officeDocument/2006/math" xmlns:v="urn:schemas-microsoft-com:vml" xmlns:wp14="http://schemas.microsoft.com/office/word/2010/wordprocessingDrawing" xmlns:wp="http://schemas.openxmlformats.org/drawingml/2006/wordprocessingDrawing" xmlns:w10="urn:schemas-microsoft-com:office:word" xmlns:w="http://schemas.openxmlformats.org/wordprocessingml/2006/main" xmlns:w14="http://schemas.microsoft.com/office/word/2010/wordml" xmlns:w15="http://schemas.microsoft.com/office/word/2012/wordml" xmlns:wpg="http://schemas.microsoft.com/office/word/2010/wordprocessingGroup" xmlns:wpi="http://schemas.microsoft.com/office/word/2010/wordprocessingInk" xmlns:wne="http://schemas.microsoft.com/office/word/2006/wordml" xmlns:wps="http://schemas.microsoft.com/office/word/2010/wordprocessingShape" mc:Ignorable="w14 w15 wp14">
   <w:abstractNum w:abstractNumId="1" w15:restartNumberingAfterBreak="0">
     <w:multiLevelType w:val="hybridMultilevel"/>
-    <w:lvl w:ilvl="0" w15:tentative="1">
+    <w:lvl w:ilvl="0" w:tentative="1">
       <w:start w:val="1"/>
       <w:numFmt w:val="bullet"/>
       <w:lvlText w:val="●"/>
@@ -4685,7 +4721,7 @@
         <w:ind w:left="720" w:hanging="360"/>
       </w:pPr>
     </w:lvl>
-    <w:lvl w:ilvl="1" w15:tentative="1">
+    <w:lvl w:ilvl="1" w:tentative="1">
       <w:start w:val="1"/>
       <w:numFmt w:val="bullet"/>
       <w:lvlText w:val="○"/>
@@ -4694,7 +4730,7 @@
         <w:ind w:left="1440" w:hanging="360"/>
       </w:pPr>
     </w:lvl>
-    <w:lvl w:ilvl="2" w15:tentative="1">
+    <w:lvl w:ilvl="2" w:tentative="1">
       <w:start w:val="1"/>
       <w:numFmt w:val="bullet"/>
       <w:lvlText w:val="■"/>
@@ -4703,7 +4739,7 @@
         <w:ind w:left="2160" w:hanging="360"/>
       </w:pPr>
     </w:lvl>
-    <w:lvl w:ilvl="3" w15:tentative="1">
+    <w:lvl w:ilvl="3" w:tentative="1">
       <w:start w:val="1"/>
       <w:numFmt w:val="bullet"/>
       <w:lvlText w:val="●"/>
@@ -4712,7 +4748,7 @@
         <w:ind w:left="2880" w:hanging="360"/>
       </w:pPr>
     </w:lvl>
-    <w:lvl w:ilvl="4" w15:tentative="1">
+    <w:lvl w:ilvl="4" w:tentative="1">
       <w:start w:val="1"/>
       <w:numFmt w:val="bullet"/>
       <w:lvlText w:val="○"/>
@@ -4721,7 +4757,7 @@
         <w:ind w:left="3600" w:hanging="360"/>
       </w:pPr>
     </w:lvl>
-    <w:lvl w:ilvl="5" w15:tentative="1">
+    <w:lvl w:ilvl="5" w:tentative="1">
       <w:start w:val="1"/>
       <w:numFmt w:val="bullet"/>
       <w:lvlText w:val="■"/>
@@ -4730,7 +4766,7 @@
         <w:ind w:left="4320" w:hanging="360"/>
       </w:pPr>
     </w:lvl>
-    <w:lvl w:ilvl="6" w15:tentative="1">
+    <w:lvl w:ilvl="6" w:tentative="1">
       <w:start w:val="1"/>
       <w:numFmt w:val="bullet"/>
       <w:lvlText w:val="●"/>
@@ -4739,7 +4775,7 @@
         <w:ind w:left="5040" w:hanging="360"/>
       </w:pPr>
     </w:lvl>
-    <w:lvl w:ilvl="7" w15:tentative="1">
+    <w:lvl w:ilvl="7" w:tentative="1">
       <w:start w:val="1"/>
       <w:numFmt w:val="bullet"/>
       <w:lvlText w:val="●"/>
@@ -4748,7 +4784,7 @@
         <w:ind w:left="5760" w:hanging="360"/>
       </w:pPr>
     </w:lvl>
-    <w:lvl w:ilvl="8" w15:tentative="1">
+    <w:lvl w:ilvl="8" w:tentative="1">
       <w:start w:val="1"/>
       <w:numFmt w:val="bullet"/>
       <w:lvlText w:val="●"/>
@@ -4772,13 +4808,17 @@
   <w:docDefaults>
     <w:rPrDefault>
       <w:rPr>
+        <w:rFonts w:ascii="Calibri" w:cs="Calibri" w:eastAsia="Calibri" w:hAnsi="Calibri"/>
         <w:sz w:val="21"/>
         <w:szCs w:val="21"/>
-        <w:rFonts w:ascii="Calibri" w:cs="Calibri" w:eastAsia="Calibri" w:hAnsi="Calibri"/>
       </w:rPr>
     </w:rPrDefault>
     <w:pPrDefault/>
   </w:docDefaults>
+  <w:style w:type="paragraph" w:styleId="Normal" w:default="1">
+    <w:name w:val="Normal"/>
+    <w:qFormat/>
+  </w:style>
   <w:style w:type="paragraph" w:styleId="Title">
     <w:name w:val="Title"/>
     <w:basedOn w:val="Normal"/>
@@ -4872,8 +4912,8 @@
     <w:uiPriority w:val="99"/>
     <w:unhideWhenUsed/>
     <w:rPr>
+      <w:color w:val="0563C1"/>
       <w:u w:val="single"/>
-      <w:color w:val="0563C1"/>
     </w:rPr>
   </w:style>
   <w:style w:type="character" w:styleId="FootnoteReference">
@@ -4913,5 +4953,332 @@
       <w:szCs w:val="20"/>
     </w:rPr>
   </w:style>
+  <w:style w:type="character" w:styleId="EndnoteReference">
+    <w:name w:val="endnote reference"/>
+    <w:basedOn w:val="DefaultParagraphFont"/>
+    <w:uiPriority w:val="99"/>
+    <w:semiHidden/>
+    <w:unhideWhenUsed/>
+    <w:rPr>
+      <w:vertAlign w:val="superscript"/>
+    </w:rPr>
+  </w:style>
+  <w:style w:type="paragraph" w:styleId="EndnoteText">
+    <w:name w:val="endnote text"/>
+    <w:basedOn w:val="Normal"/>
+    <w:link w:val="EndnoteTextChar"/>
+    <w:uiPriority w:val="99"/>
+    <w:semiHidden/>
+    <w:unhideWhenUsed/>
+    <w:pPr>
+      <w:spacing w:after="0" w:line="240" w:lineRule="auto"/>
+    </w:pPr>
+    <w:rPr>
+      <w:sz w:val="20"/>
+      <w:szCs w:val="20"/>
+    </w:rPr>
+  </w:style>
+  <w:style w:type="character" w:styleId="EndnoteTextChar">
+    <w:name w:val="Endnote Text Char"/>
+    <w:basedOn w:val="DefaultParagraphFont"/>
+    <w:link w:val="EndnoteText"/>
+    <w:uiPriority w:val="99"/>
+    <w:semiHidden/>
+    <w:unhideWhenUsed/>
+    <w:rPr>
+      <w:sz w:val="20"/>
+      <w:szCs w:val="20"/>
+    </w:rPr>
+  </w:style>
 </w:styles>
+</file>
+
+<file path=word/theme/theme1.xml><?xml version="1.0" encoding="utf-8"?>
+<a:theme xmlns:a="http://schemas.openxmlformats.org/drawingml/2006/main" name="Office Theme">
+  <a:themeElements>
+    <a:clrScheme name="Office">
+      <a:dk1>
+        <a:sysClr val="windowText" lastClr="000000"/>
+      </a:dk1>
+      <a:lt1>
+        <a:sysClr val="window" lastClr="FFFFFF"/>
+      </a:lt1>
+      <a:dk2>
+        <a:srgbClr val="44546A"/>
+      </a:dk2>
+      <a:lt2>
+        <a:srgbClr val="E7E6E6"/>
+      </a:lt2>
+      <a:accent1>
+        <a:srgbClr val="4472C4"/>
+      </a:accent1>
+      <a:accent2>
+        <a:srgbClr val="ED7D31"/>
+      </a:accent2>
+      <a:accent3>
+        <a:srgbClr val="A5A5A5"/>
+      </a:accent3>
+      <a:accent4>
+        <a:srgbClr val="FFC000"/>
+      </a:accent4>
+      <a:accent5>
+        <a:srgbClr val="5B9BD5"/>
+      </a:accent5>
+      <a:accent6>
+        <a:srgbClr val="70AD47"/>
+      </a:accent6>
+      <a:hlink>
+        <a:srgbClr val="0563C1"/>
+      </a:hlink>
+      <a:folHlink>
+        <a:srgbClr val="954F72"/>
+      </a:folHlink>
+    </a:clrScheme>
+    <a:fontScheme name="Office">
+      <a:majorFont>
+        <a:latin typeface="Calibri Light" panose="020F0302020204030204"/>
+        <a:ea typeface=""/>
+        <a:cs typeface=""/>
+        <a:font script="Jpan" typeface="游ゴシック Light"/>
+        <a:font script="Hang" typeface="맑은 고딕"/>
+        <a:font script="Hans" typeface="等线 Light"/>
+        <a:font script="Hant" typeface="新細明體"/>
+        <a:font script="Arab" typeface="Times New Roman"/>
+        <a:font script="Hebr" typeface="Times New Roman"/>
+        <a:font script="Thai" typeface="Angsana New"/>
+        <a:font script="Ethi" typeface="Nyala"/>
+        <a:font script="Beng" typeface="Vrinda"/>
+        <a:font script="Gujr" typeface="Shruti"/>
+        <a:font script="Khmr" typeface="MoolBoran"/>
+        <a:font script="Knda" typeface="Tunga"/>
+        <a:font script="Guru" typeface="Raavi"/>
+        <a:font script="Cans" typeface="Euphemia"/>
+        <a:font script="Cher" typeface="Plantagenet Cherokee"/>
+        <a:font script="Yiii" typeface="Microsoft Yi Baiti"/>
+        <a:font script="Tibt" typeface="Microsoft Himalaya"/>
+        <a:font script="Thaa" typeface="MV Boli"/>
+        <a:font script="Deva" typeface="Mangal"/>
+        <a:font script="Telu" typeface="Gautami"/>
+        <a:font script="Taml" typeface="Latha"/>
+        <a:font script="Syrc" typeface="Estrangelo Edessa"/>
+        <a:font script="Orya" typeface="Kalinga"/>
+        <a:font script="Mlym" typeface="Kartika"/>
+        <a:font script="Laoo" typeface="DokChampa"/>
+        <a:font script="Sinh" typeface="Iskoola Pota"/>
+        <a:font script="Mong" typeface="Mongolian Baiti"/>
+        <a:font script="Viet" typeface="Times New Roman"/>
+        <a:font script="Uigh" typeface="Microsoft Uighur"/>
+        <a:font script="Geor" typeface="Sylfaen"/>
+        <a:font script="Armn" typeface="Arial"/>
+        <a:font script="Bugi" typeface="Leelawadee UI"/>
+        <a:font script="Bopo" typeface="Microsoft JhengHei"/>
+        <a:font script="Java" typeface="Javanese Text"/>
+        <a:font script="Lisu" typeface="Segoe UI"/>
+        <a:font script="Mymr" typeface="Myanmar Text"/>
+        <a:font script="Nkoo" typeface="Ebrima"/>
+        <a:font script="Olck" typeface="Nirmala UI"/>
+        <a:font script="Osma" typeface="Ebrima"/>
+        <a:font script="Phag" typeface="Phagspa"/>
+        <a:font script="Syrn" typeface="Estrangelo Edessa"/>
+        <a:font script="Syrj" typeface="Estrangelo Edessa"/>
+        <a:font script="Syre" typeface="Estrangelo Edessa"/>
+        <a:font script="Sora" typeface="Nirmala UI"/>
+        <a:font script="Tale" typeface="Microsoft Tai Le"/>
+        <a:font script="Talu" typeface="Microsoft New Tai Lue"/>
+        <a:font script="Tfng" typeface="Ebrima"/>
+      </a:majorFont>
+      <a:minorFont>
+        <a:latin typeface="Calibri" panose="020F0502020204030204"/>
+        <a:ea typeface=""/>
+        <a:cs typeface=""/>
+        <a:font script="Jpan" typeface="游明朝"/>
+        <a:font script="Hang" typeface="맑은 고딕"/>
+        <a:font script="Hans" typeface="等线"/>
+        <a:font script="Hant" typeface="新細明體"/>
+        <a:font script="Arab" typeface="Arial"/>
+        <a:font script="Hebr" typeface="Arial"/>
+        <a:font script="Thai" typeface="Cordia New"/>
+        <a:font script="Ethi" typeface="Nyala"/>
+        <a:font script="Beng" typeface="Vrinda"/>
+        <a:font script="Gujr" typeface="Shruti"/>
+        <a:font script="Khmr" typeface="DaunPenh"/>
+        <a:font script="Knda" typeface="Tunga"/>
+        <a:font script="Guru" typeface="Raavi"/>
+        <a:font script="Cans" typeface="Euphemia"/>
+        <a:font script="Cher" typeface="Plantagenet Cherokee"/>
+        <a:font script="Yiii" typeface="Microsoft Yi Baiti"/>
+        <a:font script="Tibt" typeface="Microsoft Himalaya"/>
+        <a:font script="Thaa" typeface="MV Boli"/>
+        <a:font script="Deva" typeface="Mangal"/>
+        <a:font script="Telu" typeface="Gautami"/>
+        <a:font script="Taml" typeface="Latha"/>
+        <a:font script="Syrc" typeface="Estrangelo Edessa"/>
+        <a:font script="Orya" typeface="Kalinga"/>
+        <a:font script="Mlym" typeface="Kartika"/>
+        <a:font script="Laoo" typeface="DokChampa"/>
+        <a:font script="Sinh" typeface="Iskoola Pota"/>
+        <a:font script="Mong" typeface="Mongolian Baiti"/>
+        <a:font script="Viet" typeface="Arial"/>
+        <a:font script="Uigh" typeface="Microsoft Uighur"/>
+        <a:font script="Geor" typeface="Sylfaen"/>
+        <a:font script="Armn" typeface="Arial"/>
+        <a:font script="Bugi" typeface="Leelawadee UI"/>
+        <a:font script="Bopo" typeface="Microsoft JhengHei"/>
+        <a:font script="Java" typeface="Javanese Text"/>
+        <a:font script="Lisu" typeface="Segoe UI"/>
+        <a:font script="Mymr" typeface="Myanmar Text"/>
+        <a:font script="Nkoo" typeface="Ebrima"/>
+        <a:font script="Olck" typeface="Nirmala UI"/>
+        <a:font script="Osma" typeface="Ebrima"/>
+        <a:font script="Phag" typeface="Phagspa"/>
+        <a:font script="Syrn" typeface="Estrangelo Edessa"/>
+        <a:font script="Syrj" typeface="Estrangelo Edessa"/>
+        <a:font script="Syre" typeface="Estrangelo Edessa"/>
+        <a:font script="Sora" typeface="Nirmala UI"/>
+        <a:font script="Tale" typeface="Microsoft Tai Le"/>
+        <a:font script="Talu" typeface="Microsoft New Tai Lue"/>
+        <a:font script="Tfng" typeface="Ebrima"/>
+      </a:minorFont>
+    </a:fontScheme>
+    <a:fmtScheme name="Office">
+      <a:fillStyleLst>
+        <a:solidFill>
+          <a:schemeClr val="phClr"/>
+        </a:solidFill>
+        <a:gradFill rotWithShape="true">
+          <a:gsLst>
+            <a:gs pos="0">
+              <a:schemeClr val="phClr">
+                <a:lumMod val="110000"/>
+                <a:satMod val="105000"/>
+                <a:tint val="67000"/>
+              </a:schemeClr>
+            </a:gs>
+            <a:gs pos="50000">
+              <a:schemeClr val="phClr">
+                <a:lumMod val="105000"/>
+                <a:satMod val="103000"/>
+                <a:tint val="73000"/>
+              </a:schemeClr>
+            </a:gs>
+            <a:gs pos="100000">
+              <a:schemeClr val="phClr">
+                <a:lumMod val="105000"/>
+                <a:satMod val="109000"/>
+                <a:tint val="81000"/>
+              </a:schemeClr>
+            </a:gs>
+          </a:gsLst>
+          <a:lin ang="5400000" scaled="false"/>
+        </a:gradFill>
+        <a:gradFill rotWithShape="true">
+          <a:gsLst>
+            <a:gs pos="0">
+              <a:schemeClr val="phClr">
+                <a:satMod val="103000"/>
+                <a:lumMod val="102000"/>
+                <a:tint val="94000"/>
+              </a:schemeClr>
+            </a:gs>
+            <a:gs pos="50000">
+              <a:schemeClr val="phClr">
+                <a:satMod val="110000"/>
+                <a:lumMod val="100000"/>
+                <a:shade val="100000"/>
+              </a:schemeClr>
+            </a:gs>
+            <a:gs pos="100000">
+              <a:schemeClr val="phClr">
+                <a:lumMod val="99000"/>
+                <a:satMod val="120000"/>
+                <a:shade val="78000"/>
+              </a:schemeClr>
+            </a:gs>
+          </a:gsLst>
+          <a:lin ang="5400000" scaled="false"/>
+        </a:gradFill>
+      </a:fillStyleLst>
+      <a:lnStyleLst>
+        <a:ln w="6350" cap="flat" cmpd="sng" algn="ctr">
+          <a:solidFill>
+            <a:schemeClr val="phClr"/>
+          </a:solidFill>
+          <a:prstDash val="solid"/>
+          <a:miter lim="800000"/>
+        </a:ln>
+        <a:ln w="12700" cap="flat" cmpd="sng" algn="ctr">
+          <a:solidFill>
+            <a:schemeClr val="phClr"/>
+          </a:solidFill>
+          <a:prstDash val="solid"/>
+          <a:miter lim="800000"/>
+        </a:ln>
+        <a:ln w="19050" cap="flat" cmpd="sng" algn="ctr">
+          <a:solidFill>
+            <a:schemeClr val="phClr"/>
+          </a:solidFill>
+          <a:prstDash val="solid"/>
+          <a:miter lim="800000"/>
+        </a:ln>
+      </a:lnStyleLst>
+      <a:effectStyleLst>
+        <a:effectStyle>
+          <a:effectLst/>
+        </a:effectStyle>
+        <a:effectStyle>
+          <a:effectLst/>
+        </a:effectStyle>
+        <a:effectStyle>
+          <a:effectLst>
+            <a:outerShdw blurRad="57150" dist="19050" dir="5400000" algn="ctr" rotWithShape="false">
+              <a:srgbClr val="000000">
+                <a:alpha val="63000"/>
+              </a:srgbClr>
+            </a:outerShdw>
+          </a:effectLst>
+        </a:effectStyle>
+      </a:effectStyleLst>
+      <a:bgFillStyleLst>
+        <a:solidFill>
+          <a:schemeClr val="phClr"/>
+        </a:solidFill>
+        <a:solidFill>
+          <a:schemeClr val="phClr">
+            <a:tint val="95000"/>
+            <a:satMod val="170000"/>
+          </a:schemeClr>
+        </a:solidFill>
+        <a:gradFill rotWithShape="true">
+          <a:gsLst>
+            <a:gs pos="0">
+              <a:schemeClr val="phClr">
+                <a:tint val="93000"/>
+                <a:satMod val="150000"/>
+                <a:shade val="98000"/>
+                <a:lumMod val="102000"/>
+              </a:schemeClr>
+            </a:gs>
+            <a:gs pos="50000">
+              <a:schemeClr val="phClr">
+                <a:tint val="98000"/>
+                <a:satMod val="130000"/>
+                <a:shade val="90000"/>
+                <a:lumMod val="103000"/>
+              </a:schemeClr>
+            </a:gs>
+            <a:gs pos="100000">
+              <a:schemeClr val="phClr">
+                <a:shade val="63000"/>
+                <a:satMod val="120000"/>
+              </a:schemeClr>
+            </a:gs>
+          </a:gsLst>
+          <a:lin ang="5400000" scaled="false"/>
+        </a:gradFill>
+      </a:bgFillStyleLst>
+    </a:fmtScheme>
+  </a:themeElements>
+  <a:objectDefaults/>
+  <a:extraClrSchemeLst/>
+</a:theme>
 </file>
--- a/vektoripaja/downloads/nayttosuunnitelma.docx
+++ b/vektoripaja/downloads/nayttosuunnitelma.docx
@@ -89,7 +89,7 @@
           <w:sz w:val="21"/>
           <w:szCs w:val="21"/>
         </w:rPr>
-        <w:t xml:space="preserve">Tekninen ympäristö: Python 3.13, PySide6 (Qt), PyVista ja pyvistaqt (VTK), trimesh ja numpy, svgelements, testit pytestillä. Julkaisu: GitHub Actions (windows-latest) tekee versiotagista PyInstallerilla Windows-version (onedir), ajaa pytestin ja valmiille .exe:lle itsetestin (--itsetesti) ja lisää zipin GitHubin releaseen. Valmis versio toimii ilman Pythonia. macOS-versiota ei tehdä. Opiskelija saa julkaisun, itsetestin ja kirjastolistan tiedostot viikon 41 pohjana (pohjat/vektoripaja-pohja.zip). Saavutettavuus mitataan Accessibility Insights for Windowsilla (FastPass), näppäimistötestillä ja Windowsin Lukijalla. Tekoälytyökalut: Microsoft 365 Copilot (BC, suunnittelu, pilkkominen ja Tiedosto-kaistan toteutus) ja GitHub Copilot (Student, toteutus VS Codessa). GitHub Copilotin budjetti on 200 krediittiä kuukaudessa.</w:t>
+        <w:t xml:space="preserve">Tekninen ympäristö: Python 3.13, PySide6 (Qt), PyVista ja pyvistaqt (VTK), trimesh ja numpy, svgelements, testit pytestillä. Julkaisu: GitHub Actions (windows-latest) tekee versiotagista PyInstallerilla Windows-version (onedir), ajaa pytestin ja valmiille .exe:lle itsetestin (--itsetesti) ja lisää zipin GitHubin releaseen. Valmis versio toimii ilman Pythonia. macOS-versiota ei tehdä. Opiskelija saa viikon 41 pohjana valmiin kuutiosovelluksen ja sen testin sekä julkaisun, itsetestin ja kirjastolistan tiedostot (pohjat/vektoripaja-pohja.zip). Saavutettavuus mitataan Accessibility Insights for Windowsilla (FastPass), näppäimistötestillä ja Windowsin Lukijalla. Tekoälytyökalut: Microsoft 365 Copilot (BC, suunnittelu, pilkkominen ja Tiedosto-kaistan toteutus) ja GitHub Copilot (Student, toteutus VS Codessa). GitHub Copilotin budjetti on 200 krediittiä kuukaudessa.</w:t>
       </w:r>
     </w:p>
     <w:p>
@@ -644,7 +644,7 @@
                 <w:sz w:val="19"/>
                 <w:szCs w:val="19"/>
               </w:rPr>
-              <w:t xml:space="preserve">Harjoitussykli</w:t>
+              <w:t xml:space="preserve">Työkalujen käyttöönotto</w:t>
             </w:r>
           </w:p>
         </w:tc>
@@ -667,7 +667,7 @@
                 <w:sz w:val="19"/>
                 <w:szCs w:val="19"/>
               </w:rPr>
-              <w:t xml:space="preserve">Kaksi issueta syklin tarkistuslistoineen, testin 1 (T01) oma arvo testikoodissa ennen toteutusta, tarkista_ymparisto.py läpi, release-zip v0.0.41 purettuna käynnistyy (testi 2, T02) ja itsetesti läpi Actionsissa, päätös teknisestä pohjasta B-osiossa.</w:t>
+              <w:t xml:space="preserve">tarkista_ymparisto.py näyttää Ympäristö on kunnossa, valmis kuutio pyörii, valmis testi test_1_kiertokulma ja itsetesti menevät läpi, ja tulokset ovat projektipäiväkirjassa. Ei tehtäväkortteja eikä releasea.</w:t>
             </w:r>
           </w:p>
         </w:tc>
@@ -3185,7 +3185,7 @@
                 <w:sz w:val="19"/>
                 <w:szCs w:val="19"/>
               </w:rPr>
-              <w:t xml:space="preserve">Commitit rivillä Closes #N, tagit: harjoitus v0.0.41, viikkoversiot v0.0.43–v0.0.49, v0.1, v1.0-rc1 ja v1.0</w:t>
+              <w:t xml:space="preserve">Commitit rivillä Closes #N, tagit: viikkoversiot v0.0.43–v0.0.49, v0.1, v1.0-rc1 ja v1.0</w:t>
             </w:r>
           </w:p>
         </w:tc>
@@ -3331,7 +3331,7 @@
                 <w:sz w:val="19"/>
                 <w:szCs w:val="19"/>
               </w:rPr>
-              <w:t xml:space="preserve">Releasen rakentaminen ja julkaisu GitHub Actionsilla (PyInstaller, itsetesti, zip): harjoitus v0.0.41, viikkoversiot v0.0.43–v0.0.49, MVP v0.1 ja v1.0</w:t>
+              <w:t xml:space="preserve">Releasen rakentaminen ja julkaisu GitHub Actionsilla (PyInstaller, itsetesti, zip): viikkoversiot v0.0.43–v0.0.49, MVP v0.1 ja v1.0</w:t>
             </w:r>
           </w:p>
         </w:tc>
